--- a/VLAN/VLAN.docx
+++ b/VLAN/VLAN.docx
@@ -1,6 +1,6 @@
 
 <file path=word/document.xml><?xml version="1.0" encoding="utf-8"?>
-<w:document xmlns:wpc="http://schemas.microsoft.com/office/word/2010/wordprocessingCanvas" xmlns:cx="http://schemas.microsoft.com/office/drawing/2014/chartex" xmlns:cx1="http://schemas.microsoft.com/office/drawing/2015/9/8/chartex" xmlns:cx2="http://schemas.microsoft.com/office/drawing/2015/10/21/chartex" xmlns:cx3="http://schemas.microsoft.com/office/drawing/2016/5/9/chartex" xmlns:cx4="http://schemas.microsoft.com/office/drawing/2016/5/10/chartex" xmlns:cx5="http://schemas.microsoft.com/office/drawing/2016/5/11/chartex" xmlns:cx6="http://schemas.microsoft.com/office/drawing/2016/5/12/chartex" xmlns:cx7="http://schemas.microsoft.com/office/drawing/2016/5/13/chartex" xmlns:cx8="http://schemas.microsoft.com/office/drawing/2016/5/14/chartex" xmlns:mc="http://schemas.openxmlformats.org/markup-compatibility/2006" xmlns:aink="http://schemas.microsoft.com/office/drawing/2016/ink" xmlns:am3d="http://schemas.microsoft.com/office/drawing/2017/model3d" xmlns:o="urn:schemas-microsoft-com:office:office" xmlns:oel="http://schemas.microsoft.com/office/2019/extlst" xmlns:r="http://schemas.openxmlformats.org/officeDocument/2006/relationships" xmlns:m="http://schemas.openxmlformats.org/officeDocument/2006/math" xmlns:v="urn:schemas-microsoft-com:vml" xmlns:wp14="http://schemas.microsoft.com/office/word/2010/wordprocessingDrawing" xmlns:wp="http://schemas.openxmlformats.org/drawingml/2006/wordprocessingDrawing" xmlns:w10="urn:schemas-microsoft-com:office:word" xmlns:w="http://schemas.openxmlformats.org/wordprocessingml/2006/main" xmlns:w14="http://schemas.microsoft.com/office/word/2010/wordml" xmlns:w15="http://schemas.microsoft.com/office/word/2012/wordml" xmlns:w16cex="http://schemas.microsoft.com/office/word/2018/wordml/cex" xmlns:w16cid="http://schemas.microsoft.com/office/word/2016/wordml/cid" xmlns:w16="http://schemas.microsoft.com/office/word/2018/wordml" xmlns:w16du="http://schemas.microsoft.com/office/word/2023/wordml/word16du" xmlns:w16sdtdh="http://schemas.microsoft.com/office/word/2020/wordml/sdtdatahash" xmlns:w16sdtfl="http://schemas.microsoft.com/office/word/2024/wordml/sdtformatlock" xmlns:w16se="http://schemas.microsoft.com/office/word/2015/wordml/symex" xmlns:wpg="http://schemas.microsoft.com/office/word/2010/wordprocessingGroup" xmlns:wpi="http://schemas.microsoft.com/office/word/2010/wordprocessingInk" xmlns:wne="http://schemas.microsoft.com/office/word/2006/wordml" xmlns:wps="http://schemas.microsoft.com/office/word/2010/wordprocessingShape" mc:Ignorable="w14 w15 w16se w16cid w16 w16cex w16sdtdh w16sdtfl w16du wp14">
+<w:document xmlns:wpc="http://schemas.microsoft.com/office/word/2010/wordprocessingCanvas" xmlns:cx="http://schemas.microsoft.com/office/drawing/2014/chartex" xmlns:cx1="http://schemas.microsoft.com/office/drawing/2015/9/8/chartex" xmlns:cx2="http://schemas.microsoft.com/office/drawing/2015/10/21/chartex" xmlns:cx3="http://schemas.microsoft.com/office/drawing/2016/5/9/chartex" xmlns:cx4="http://schemas.microsoft.com/office/drawing/2016/5/10/chartex" xmlns:cx5="http://schemas.microsoft.com/office/drawing/2016/5/11/chartex" xmlns:cx6="http://schemas.microsoft.com/office/drawing/2016/5/12/chartex" xmlns:cx7="http://schemas.microsoft.com/office/drawing/2016/5/13/chartex" xmlns:cx8="http://schemas.microsoft.com/office/drawing/2016/5/14/chartex" xmlns:mc="http://schemas.openxmlformats.org/markup-compatibility/2006" xmlns:aink="http://schemas.microsoft.com/office/drawing/2016/ink" xmlns:am3d="http://schemas.microsoft.com/office/drawing/2017/model3d" xmlns:o="urn:schemas-microsoft-com:office:office" xmlns:r="http://schemas.openxmlformats.org/officeDocument/2006/relationships" xmlns:m="http://schemas.openxmlformats.org/officeDocument/2006/math" xmlns:v="urn:schemas-microsoft-com:vml" xmlns:wp14="http://schemas.microsoft.com/office/word/2010/wordprocessingDrawing" xmlns:wp="http://schemas.openxmlformats.org/drawingml/2006/wordprocessingDrawing" xmlns:w10="urn:schemas-microsoft-com:office:word" xmlns:w="http://schemas.openxmlformats.org/wordprocessingml/2006/main" xmlns:w14="http://schemas.microsoft.com/office/word/2010/wordml" xmlns:w15="http://schemas.microsoft.com/office/word/2012/wordml" xmlns:w16cex="http://schemas.microsoft.com/office/word/2018/wordml/cex" xmlns:w16cid="http://schemas.microsoft.com/office/word/2016/wordml/cid" xmlns:w16="http://schemas.microsoft.com/office/word/2018/wordml" xmlns:w16sdtdh="http://schemas.microsoft.com/office/word/2020/wordml/sdtdatahash" xmlns:w16se="http://schemas.microsoft.com/office/word/2015/wordml/symex" xmlns:wpg="http://schemas.microsoft.com/office/word/2010/wordprocessingGroup" xmlns:wpi="http://schemas.microsoft.com/office/word/2010/wordprocessingInk" xmlns:wne="http://schemas.microsoft.com/office/word/2006/wordml" xmlns:wps="http://schemas.microsoft.com/office/word/2010/wordprocessingShape" mc:Ignorable="w14 w15 w16se w16cid w16 w16cex w16sdtdh wp14">
   <w:body>
     <w:p>
       <w:pPr>
@@ -1160,21 +1160,17 @@
               <w:cnfStyle w:val="000000100000" w:firstRow="0" w:lastRow="0" w:firstColumn="0" w:lastColumn="0" w:oddVBand="0" w:evenVBand="0" w:oddHBand="1" w:evenHBand="0" w:firstRowFirstColumn="0" w:firstRowLastColumn="0" w:lastRowFirstColumn="0" w:lastRowLastColumn="0"/>
             </w:pPr>
             <w:r>
-              <w:t>2a</w:t>
-            </w:r>
-            <w:proofErr w:type="gramStart"/>
-            <w:r>
-              <w:t>02:abcd</w:t>
-            </w:r>
-            <w:proofErr w:type="gramEnd"/>
-            <w:r>
-              <w:t>:</w:t>
-            </w:r>
-            <w:proofErr w:type="gramStart"/>
-            <w:r>
-              <w:t>1234:20::</w:t>
-            </w:r>
-            <w:proofErr w:type="gramEnd"/>
+              <w:t>2a02:abcd:1234:20::</w:t>
+            </w:r>
+          </w:p>
+          <w:p>
+            <w:pPr>
+              <w:jc w:val="center"/>
+              <w:cnfStyle w:val="000000100000" w:firstRow="0" w:lastRow="0" w:firstColumn="0" w:lastColumn="0" w:oddVBand="0" w:evenVBand="0" w:oddHBand="1" w:evenHBand="0" w:firstRowFirstColumn="0" w:firstRowLastColumn="0" w:lastRowFirstColumn="0" w:lastRowLastColumn="0"/>
+            </w:pPr>
+            <w:r>
+              <w:t>10.2.20.0</w:t>
+            </w:r>
           </w:p>
         </w:tc>
         <w:tc>
@@ -1248,21 +1244,29 @@
               <w:cnfStyle w:val="000000000000" w:firstRow="0" w:lastRow="0" w:firstColumn="0" w:lastColumn="0" w:oddVBand="0" w:evenVBand="0" w:oddHBand="0" w:evenHBand="0" w:firstRowFirstColumn="0" w:firstRowLastColumn="0" w:lastRowFirstColumn="0" w:lastRowLastColumn="0"/>
             </w:pPr>
             <w:r>
-              <w:t>2a</w:t>
-            </w:r>
-            <w:proofErr w:type="gramStart"/>
-            <w:r>
-              <w:t>02:abcd</w:t>
-            </w:r>
-            <w:proofErr w:type="gramEnd"/>
-            <w:r>
-              <w:t>:</w:t>
-            </w:r>
-            <w:proofErr w:type="gramStart"/>
-            <w:r>
-              <w:t>1234:30::</w:t>
-            </w:r>
-            <w:proofErr w:type="gramEnd"/>
+              <w:t>2a02:abcd:1234:30::</w:t>
+            </w:r>
+          </w:p>
+          <w:p>
+            <w:pPr>
+              <w:jc w:val="center"/>
+              <w:cnfStyle w:val="000000000000" w:firstRow="0" w:lastRow="0" w:firstColumn="0" w:lastColumn="0" w:oddVBand="0" w:evenVBand="0" w:oddHBand="0" w:evenHBand="0" w:firstRowFirstColumn="0" w:firstRowLastColumn="0" w:lastRowFirstColumn="0" w:lastRowLastColumn="0"/>
+            </w:pPr>
+            <w:r>
+              <w:t>10.</w:t>
+            </w:r>
+            <w:r>
+              <w:t>2</w:t>
+            </w:r>
+            <w:r>
+              <w:t>.</w:t>
+            </w:r>
+            <w:r>
+              <w:t>3</w:t>
+            </w:r>
+            <w:r>
+              <w:t>0.0</w:t>
+            </w:r>
           </w:p>
         </w:tc>
         <w:tc>
@@ -1336,21 +1340,29 @@
               <w:cnfStyle w:val="000000100000" w:firstRow="0" w:lastRow="0" w:firstColumn="0" w:lastColumn="0" w:oddVBand="0" w:evenVBand="0" w:oddHBand="1" w:evenHBand="0" w:firstRowFirstColumn="0" w:firstRowLastColumn="0" w:lastRowFirstColumn="0" w:lastRowLastColumn="0"/>
             </w:pPr>
             <w:r>
-              <w:t>2a</w:t>
-            </w:r>
-            <w:proofErr w:type="gramStart"/>
-            <w:r>
-              <w:t>02:abcd</w:t>
-            </w:r>
-            <w:proofErr w:type="gramEnd"/>
-            <w:r>
-              <w:t>:</w:t>
-            </w:r>
-            <w:proofErr w:type="gramStart"/>
-            <w:r>
-              <w:t>1234:40::</w:t>
-            </w:r>
-            <w:proofErr w:type="gramEnd"/>
+              <w:t>2a02:abcd:1234:40::</w:t>
+            </w:r>
+          </w:p>
+          <w:p>
+            <w:pPr>
+              <w:jc w:val="center"/>
+              <w:cnfStyle w:val="000000100000" w:firstRow="0" w:lastRow="0" w:firstColumn="0" w:lastColumn="0" w:oddVBand="0" w:evenVBand="0" w:oddHBand="1" w:evenHBand="0" w:firstRowFirstColumn="0" w:firstRowLastColumn="0" w:lastRowFirstColumn="0" w:lastRowLastColumn="0"/>
+            </w:pPr>
+            <w:r>
+              <w:t>10.</w:t>
+            </w:r>
+            <w:r>
+              <w:t>2</w:t>
+            </w:r>
+            <w:r>
+              <w:t>.</w:t>
+            </w:r>
+            <w:r>
+              <w:t>4</w:t>
+            </w:r>
+            <w:r>
+              <w:t>0.0</w:t>
+            </w:r>
           </w:p>
         </w:tc>
         <w:tc>
@@ -1446,21 +1458,40 @@
                     <w:jc w:val="center"/>
                   </w:pPr>
                   <w:r>
-                    <w:t>2a</w:t>
+                    <w:t>2a02:abcd:1234:50::</w:t>
                   </w:r>
-                  <w:proofErr w:type="gramStart"/>
+                </w:p>
+              </w:tc>
+            </w:tr>
+            <w:tr>
+              <w:trPr>
+                <w:tblCellSpacing w:w="15" w:type="dxa"/>
+              </w:trPr>
+              <w:tc>
+                <w:tcPr>
+                  <w:tcW w:w="0" w:type="auto"/>
+                  <w:vAlign w:val="center"/>
+                </w:tcPr>
+                <w:p>
+                  <w:pPr>
+                    <w:spacing w:after="0" w:line="240" w:lineRule="auto"/>
+                    <w:jc w:val="center"/>
+                  </w:pPr>
                   <w:r>
-                    <w:t>02:abcd</w:t>
+                    <w:t>10.</w:t>
                   </w:r>
-                  <w:proofErr w:type="gramEnd"/>
                   <w:r>
-                    <w:t>:</w:t>
+                    <w:t>2</w:t>
                   </w:r>
-                  <w:proofErr w:type="gramStart"/>
                   <w:r>
-                    <w:t>1234:50::</w:t>
+                    <w:t>.</w:t>
                   </w:r>
-                  <w:proofErr w:type="gramEnd"/>
+                  <w:r>
+                    <w:t>5</w:t>
+                  </w:r>
+                  <w:r>
+                    <w:t>0.0</w:t>
+                  </w:r>
                 </w:p>
               </w:tc>
             </w:tr>
@@ -1550,7 +1581,7 @@
               <w:tblLook w:val="04A0" w:firstRow="1" w:lastRow="0" w:firstColumn="1" w:lastColumn="0" w:noHBand="0" w:noVBand="1"/>
             </w:tblPr>
             <w:tblGrid>
-              <w:gridCol w:w="1945"/>
+              <w:gridCol w:w="2035"/>
             </w:tblGrid>
             <w:tr>
               <w:trPr>
@@ -1568,19 +1599,7 @@
                     <w:jc w:val="center"/>
                   </w:pPr>
                   <w:r>
-                    <w:t>2a</w:t>
-                  </w:r>
-                  <w:proofErr w:type="gramStart"/>
-                  <w:r>
-                    <w:t>02:abcd</w:t>
-                  </w:r>
-                  <w:proofErr w:type="gramEnd"/>
-                  <w:r>
-                    <w:t>:</w:t>
-                  </w:r>
-                  <w:proofErr w:type="gramStart"/>
-                  <w:r>
-                    <w:t>1234:</w:t>
+                    <w:t>2a02:abcd:1234:</w:t>
                   </w:r>
                   <w:r>
                     <w:t>200</w:t>
@@ -1588,7 +1607,6 @@
                   <w:r>
                     <w:t>::</w:t>
                   </w:r>
-                  <w:proofErr w:type="gramEnd"/>
                 </w:p>
               </w:tc>
             </w:tr>
@@ -1598,6 +1616,21 @@
               <w:jc w:val="center"/>
               <w:cnfStyle w:val="000000100000" w:firstRow="0" w:lastRow="0" w:firstColumn="0" w:lastColumn="0" w:oddVBand="0" w:evenVBand="0" w:oddHBand="1" w:evenHBand="0" w:firstRowFirstColumn="0" w:firstRowLastColumn="0" w:lastRowFirstColumn="0" w:lastRowLastColumn="0"/>
             </w:pPr>
+            <w:r>
+              <w:t>10.</w:t>
+            </w:r>
+            <w:r>
+              <w:t>2</w:t>
+            </w:r>
+            <w:r>
+              <w:t>.</w:t>
+            </w:r>
+            <w:r>
+              <w:t>200</w:t>
+            </w:r>
+            <w:r>
+              <w:t>.0</w:t>
+            </w:r>
           </w:p>
         </w:tc>
         <w:tc>
@@ -2480,6 +2513,7 @@
               <w:jc w:val="center"/>
             </w:pPr>
             <w:r>
+              <w:lastRenderedPageBreak/>
               <w:t>ADMIN</w:t>
             </w:r>
           </w:p>
@@ -2633,7 +2667,6 @@
               <w:jc w:val="center"/>
             </w:pPr>
             <w:r>
-              <w:lastRenderedPageBreak/>
               <w:t>NATIVE</w:t>
             </w:r>
           </w:p>
@@ -3620,7 +3653,7 @@
 </file>
 
 <file path=word/numbering.xml><?xml version="1.0" encoding="utf-8"?>
-<w:numbering xmlns:wpc="http://schemas.microsoft.com/office/word/2010/wordprocessingCanvas" xmlns:cx="http://schemas.microsoft.com/office/drawing/2014/chartex" xmlns:cx1="http://schemas.microsoft.com/office/drawing/2015/9/8/chartex" xmlns:cx2="http://schemas.microsoft.com/office/drawing/2015/10/21/chartex" xmlns:cx3="http://schemas.microsoft.com/office/drawing/2016/5/9/chartex" xmlns:cx4="http://schemas.microsoft.com/office/drawing/2016/5/10/chartex" xmlns:cx5="http://schemas.microsoft.com/office/drawing/2016/5/11/chartex" xmlns:cx6="http://schemas.microsoft.com/office/drawing/2016/5/12/chartex" xmlns:cx7="http://schemas.microsoft.com/office/drawing/2016/5/13/chartex" xmlns:cx8="http://schemas.microsoft.com/office/drawing/2016/5/14/chartex" xmlns:mc="http://schemas.openxmlformats.org/markup-compatibility/2006" xmlns:aink="http://schemas.microsoft.com/office/drawing/2016/ink" xmlns:am3d="http://schemas.microsoft.com/office/drawing/2017/model3d" xmlns:o="urn:schemas-microsoft-com:office:office" xmlns:oel="http://schemas.microsoft.com/office/2019/extlst" xmlns:r="http://schemas.openxmlformats.org/officeDocument/2006/relationships" xmlns:m="http://schemas.openxmlformats.org/officeDocument/2006/math" xmlns:v="urn:schemas-microsoft-com:vml" xmlns:wp14="http://schemas.microsoft.com/office/word/2010/wordprocessingDrawing" xmlns:wp="http://schemas.openxmlformats.org/drawingml/2006/wordprocessingDrawing" xmlns:w10="urn:schemas-microsoft-com:office:word" xmlns:w="http://schemas.openxmlformats.org/wordprocessingml/2006/main" xmlns:w14="http://schemas.microsoft.com/office/word/2010/wordml" xmlns:w15="http://schemas.microsoft.com/office/word/2012/wordml" xmlns:w16cex="http://schemas.microsoft.com/office/word/2018/wordml/cex" xmlns:w16cid="http://schemas.microsoft.com/office/word/2016/wordml/cid" xmlns:w16="http://schemas.microsoft.com/office/word/2018/wordml" xmlns:w16du="http://schemas.microsoft.com/office/word/2023/wordml/word16du" xmlns:w16sdtdh="http://schemas.microsoft.com/office/word/2020/wordml/sdtdatahash" xmlns:w16sdtfl="http://schemas.microsoft.com/office/word/2024/wordml/sdtformatlock" xmlns:w16se="http://schemas.microsoft.com/office/word/2015/wordml/symex" xmlns:wpg="http://schemas.microsoft.com/office/word/2010/wordprocessingGroup" xmlns:wpi="http://schemas.microsoft.com/office/word/2010/wordprocessingInk" xmlns:wne="http://schemas.microsoft.com/office/word/2006/wordml" xmlns:wps="http://schemas.microsoft.com/office/word/2010/wordprocessingShape" mc:Ignorable="w14 w15 w16se w16cid w16 w16cex w16sdtdh w16sdtfl w16du wp14">
+<w:numbering xmlns:wpc="http://schemas.microsoft.com/office/word/2010/wordprocessingCanvas" xmlns:cx="http://schemas.microsoft.com/office/drawing/2014/chartex" xmlns:cx1="http://schemas.microsoft.com/office/drawing/2015/9/8/chartex" xmlns:cx2="http://schemas.microsoft.com/office/drawing/2015/10/21/chartex" xmlns:cx3="http://schemas.microsoft.com/office/drawing/2016/5/9/chartex" xmlns:cx4="http://schemas.microsoft.com/office/drawing/2016/5/10/chartex" xmlns:cx5="http://schemas.microsoft.com/office/drawing/2016/5/11/chartex" xmlns:cx6="http://schemas.microsoft.com/office/drawing/2016/5/12/chartex" xmlns:cx7="http://schemas.microsoft.com/office/drawing/2016/5/13/chartex" xmlns:cx8="http://schemas.microsoft.com/office/drawing/2016/5/14/chartex" xmlns:mc="http://schemas.openxmlformats.org/markup-compatibility/2006" xmlns:aink="http://schemas.microsoft.com/office/drawing/2016/ink" xmlns:am3d="http://schemas.microsoft.com/office/drawing/2017/model3d" xmlns:o="urn:schemas-microsoft-com:office:office" xmlns:r="http://schemas.openxmlformats.org/officeDocument/2006/relationships" xmlns:m="http://schemas.openxmlformats.org/officeDocument/2006/math" xmlns:v="urn:schemas-microsoft-com:vml" xmlns:wp14="http://schemas.microsoft.com/office/word/2010/wordprocessingDrawing" xmlns:wp="http://schemas.openxmlformats.org/drawingml/2006/wordprocessingDrawing" xmlns:w10="urn:schemas-microsoft-com:office:word" xmlns:w="http://schemas.openxmlformats.org/wordprocessingml/2006/main" xmlns:w14="http://schemas.microsoft.com/office/word/2010/wordml" xmlns:w15="http://schemas.microsoft.com/office/word/2012/wordml" xmlns:w16cex="http://schemas.microsoft.com/office/word/2018/wordml/cex" xmlns:w16cid="http://schemas.microsoft.com/office/word/2016/wordml/cid" xmlns:w16="http://schemas.microsoft.com/office/word/2018/wordml" xmlns:w16sdtdh="http://schemas.microsoft.com/office/word/2020/wordml/sdtdatahash" xmlns:w16se="http://schemas.microsoft.com/office/word/2015/wordml/symex" xmlns:wpg="http://schemas.microsoft.com/office/word/2010/wordprocessingGroup" xmlns:wpi="http://schemas.microsoft.com/office/word/2010/wordprocessingInk" xmlns:wne="http://schemas.microsoft.com/office/word/2006/wordml" xmlns:wps="http://schemas.microsoft.com/office/word/2010/wordprocessingShape" mc:Ignorable="w14 w15 w16se w16cid w16 w16cex w16sdtdh wp14">
   <w:abstractNum w:abstractNumId="0" w15:restartNumberingAfterBreak="0">
     <w:nsid w:val="2D8C096A"/>
     <w:multiLevelType w:val="hybridMultilevel"/>
@@ -3733,14 +3766,14 @@
       </w:rPr>
     </w:lvl>
   </w:abstractNum>
-  <w:num w:numId="1" w16cid:durableId="1439526305">
+  <w:num w:numId="1">
     <w:abstractNumId w:val="0"/>
   </w:num>
 </w:numbering>
 </file>
 
 <file path=word/styles.xml><?xml version="1.0" encoding="utf-8"?>
-<w:styles xmlns:mc="http://schemas.openxmlformats.org/markup-compatibility/2006" xmlns:r="http://schemas.openxmlformats.org/officeDocument/2006/relationships" xmlns:w="http://schemas.openxmlformats.org/wordprocessingml/2006/main" xmlns:w14="http://schemas.microsoft.com/office/word/2010/wordml" xmlns:w15="http://schemas.microsoft.com/office/word/2012/wordml" xmlns:w16cex="http://schemas.microsoft.com/office/word/2018/wordml/cex" xmlns:w16cid="http://schemas.microsoft.com/office/word/2016/wordml/cid" xmlns:w16="http://schemas.microsoft.com/office/word/2018/wordml" xmlns:w16du="http://schemas.microsoft.com/office/word/2023/wordml/word16du" xmlns:w16sdtdh="http://schemas.microsoft.com/office/word/2020/wordml/sdtdatahash" xmlns:w16sdtfl="http://schemas.microsoft.com/office/word/2024/wordml/sdtformatlock" xmlns:w16se="http://schemas.microsoft.com/office/word/2015/wordml/symex" mc:Ignorable="w14 w15 w16se w16cid w16 w16cex w16sdtdh w16sdtfl w16du">
+<w:styles xmlns:mc="http://schemas.openxmlformats.org/markup-compatibility/2006" xmlns:r="http://schemas.openxmlformats.org/officeDocument/2006/relationships" xmlns:w="http://schemas.openxmlformats.org/wordprocessingml/2006/main" xmlns:w14="http://schemas.microsoft.com/office/word/2010/wordml" xmlns:w15="http://schemas.microsoft.com/office/word/2012/wordml" xmlns:w16cex="http://schemas.microsoft.com/office/word/2018/wordml/cex" xmlns:w16cid="http://schemas.microsoft.com/office/word/2016/wordml/cid" xmlns:w16="http://schemas.microsoft.com/office/word/2018/wordml" xmlns:w16sdtdh="http://schemas.microsoft.com/office/word/2020/wordml/sdtdatahash" xmlns:w16se="http://schemas.microsoft.com/office/word/2015/wordml/symex" mc:Ignorable="w14 w15 w16se w16cid w16 w16cex w16sdtdh">
   <w:docDefaults>
     <w:rPrDefault>
       <w:rPr>
@@ -4184,6 +4217,7 @@
   <w:style w:type="character" w:default="1" w:styleId="Bekezdsalapbettpusa">
     <w:name w:val="Default Paragraph Font"/>
     <w:uiPriority w:val="1"/>
+    <w:semiHidden/>
     <w:unhideWhenUsed/>
   </w:style>
   <w:style w:type="table" w:default="1" w:styleId="Normltblzat">

--- a/VLAN/VLAN.docx
+++ b/VLAN/VLAN.docx
@@ -1,6 +1,6 @@
 
 <file path=word/document.xml><?xml version="1.0" encoding="utf-8"?>
-<w:document xmlns:wpc="http://schemas.microsoft.com/office/word/2010/wordprocessingCanvas" xmlns:cx="http://schemas.microsoft.com/office/drawing/2014/chartex" xmlns:cx1="http://schemas.microsoft.com/office/drawing/2015/9/8/chartex" xmlns:cx2="http://schemas.microsoft.com/office/drawing/2015/10/21/chartex" xmlns:cx3="http://schemas.microsoft.com/office/drawing/2016/5/9/chartex" xmlns:cx4="http://schemas.microsoft.com/office/drawing/2016/5/10/chartex" xmlns:cx5="http://schemas.microsoft.com/office/drawing/2016/5/11/chartex" xmlns:cx6="http://schemas.microsoft.com/office/drawing/2016/5/12/chartex" xmlns:cx7="http://schemas.microsoft.com/office/drawing/2016/5/13/chartex" xmlns:cx8="http://schemas.microsoft.com/office/drawing/2016/5/14/chartex" xmlns:mc="http://schemas.openxmlformats.org/markup-compatibility/2006" xmlns:aink="http://schemas.microsoft.com/office/drawing/2016/ink" xmlns:am3d="http://schemas.microsoft.com/office/drawing/2017/model3d" xmlns:o="urn:schemas-microsoft-com:office:office" xmlns:r="http://schemas.openxmlformats.org/officeDocument/2006/relationships" xmlns:m="http://schemas.openxmlformats.org/officeDocument/2006/math" xmlns:v="urn:schemas-microsoft-com:vml" xmlns:wp14="http://schemas.microsoft.com/office/word/2010/wordprocessingDrawing" xmlns:wp="http://schemas.openxmlformats.org/drawingml/2006/wordprocessingDrawing" xmlns:w10="urn:schemas-microsoft-com:office:word" xmlns:w="http://schemas.openxmlformats.org/wordprocessingml/2006/main" xmlns:w14="http://schemas.microsoft.com/office/word/2010/wordml" xmlns:w15="http://schemas.microsoft.com/office/word/2012/wordml" xmlns:w16cex="http://schemas.microsoft.com/office/word/2018/wordml/cex" xmlns:w16cid="http://schemas.microsoft.com/office/word/2016/wordml/cid" xmlns:w16="http://schemas.microsoft.com/office/word/2018/wordml" xmlns:w16sdtdh="http://schemas.microsoft.com/office/word/2020/wordml/sdtdatahash" xmlns:w16se="http://schemas.microsoft.com/office/word/2015/wordml/symex" xmlns:wpg="http://schemas.microsoft.com/office/word/2010/wordprocessingGroup" xmlns:wpi="http://schemas.microsoft.com/office/word/2010/wordprocessingInk" xmlns:wne="http://schemas.microsoft.com/office/word/2006/wordml" xmlns:wps="http://schemas.microsoft.com/office/word/2010/wordprocessingShape" mc:Ignorable="w14 w15 w16se w16cid w16 w16cex w16sdtdh wp14">
+<w:document xmlns:wpc="http://schemas.microsoft.com/office/word/2010/wordprocessingCanvas" xmlns:cx="http://schemas.microsoft.com/office/drawing/2014/chartex" xmlns:cx1="http://schemas.microsoft.com/office/drawing/2015/9/8/chartex" xmlns:cx2="http://schemas.microsoft.com/office/drawing/2015/10/21/chartex" xmlns:cx3="http://schemas.microsoft.com/office/drawing/2016/5/9/chartex" xmlns:cx4="http://schemas.microsoft.com/office/drawing/2016/5/10/chartex" xmlns:cx5="http://schemas.microsoft.com/office/drawing/2016/5/11/chartex" xmlns:cx6="http://schemas.microsoft.com/office/drawing/2016/5/12/chartex" xmlns:cx7="http://schemas.microsoft.com/office/drawing/2016/5/13/chartex" xmlns:cx8="http://schemas.microsoft.com/office/drawing/2016/5/14/chartex" xmlns:mc="http://schemas.openxmlformats.org/markup-compatibility/2006" xmlns:aink="http://schemas.microsoft.com/office/drawing/2016/ink" xmlns:am3d="http://schemas.microsoft.com/office/drawing/2017/model3d" xmlns:o="urn:schemas-microsoft-com:office:office" xmlns:oel="http://schemas.microsoft.com/office/2019/extlst" xmlns:r="http://schemas.openxmlformats.org/officeDocument/2006/relationships" xmlns:m="http://schemas.openxmlformats.org/officeDocument/2006/math" xmlns:v="urn:schemas-microsoft-com:vml" xmlns:wp14="http://schemas.microsoft.com/office/word/2010/wordprocessingDrawing" xmlns:wp="http://schemas.openxmlformats.org/drawingml/2006/wordprocessingDrawing" xmlns:w10="urn:schemas-microsoft-com:office:word" xmlns:w="http://schemas.openxmlformats.org/wordprocessingml/2006/main" xmlns:w14="http://schemas.microsoft.com/office/word/2010/wordml" xmlns:w15="http://schemas.microsoft.com/office/word/2012/wordml" xmlns:w16cex="http://schemas.microsoft.com/office/word/2018/wordml/cex" xmlns:w16cid="http://schemas.microsoft.com/office/word/2016/wordml/cid" xmlns:w16="http://schemas.microsoft.com/office/word/2018/wordml" xmlns:w16du="http://schemas.microsoft.com/office/word/2023/wordml/word16du" xmlns:w16sdtdh="http://schemas.microsoft.com/office/word/2020/wordml/sdtdatahash" xmlns:w16sdtfl="http://schemas.microsoft.com/office/word/2024/wordml/sdtformatlock" xmlns:w16se="http://schemas.microsoft.com/office/word/2015/wordml/symex" xmlns:wpg="http://schemas.microsoft.com/office/word/2010/wordprocessingGroup" xmlns:wpi="http://schemas.microsoft.com/office/word/2010/wordprocessingInk" xmlns:wne="http://schemas.microsoft.com/office/word/2006/wordml" xmlns:wps="http://schemas.microsoft.com/office/word/2010/wordprocessingShape" mc:Ignorable="w14 w15 w16se w16cid w16 w16cex w16sdtdh w16sdtfl w16du wp14">
   <w:body>
     <w:p>
       <w:pPr>
@@ -9,12 +9,16 @@
         <w:rPr>
           <w:b/>
           <w:bCs/>
+          <w:sz w:val="44"/>
+          <w:szCs w:val="44"/>
         </w:rPr>
       </w:pPr>
       <w:r>
         <w:rPr>
           <w:b/>
           <w:bCs/>
+          <w:sz w:val="44"/>
+          <w:szCs w:val="44"/>
         </w:rPr>
         <w:t>VLAN terv</w:t>
       </w:r>
@@ -30,15 +34,14 @@
     <w:tbl>
       <w:tblPr>
         <w:tblStyle w:val="Tblzatrcsos5stt1jellszn"/>
-        <w:tblW w:w="0" w:type="auto"/>
+        <w:tblW w:w="9085" w:type="dxa"/>
         <w:tblLook w:val="04A0" w:firstRow="1" w:lastRow="0" w:firstColumn="1" w:lastColumn="0" w:noHBand="0" w:noVBand="1"/>
       </w:tblPr>
       <w:tblGrid>
         <w:gridCol w:w="2119"/>
         <w:gridCol w:w="995"/>
         <w:gridCol w:w="1582"/>
-        <w:gridCol w:w="1974"/>
-        <w:gridCol w:w="2390"/>
+        <w:gridCol w:w="4389"/>
       </w:tblGrid>
       <w:tr>
         <w:trPr>
@@ -106,13 +109,20 @@
                 <w:b w:val="0"/>
                 <w:bCs w:val="0"/>
               </w:rPr>
-              <w:t>IP címzés</w:t>
-            </w:r>
-          </w:p>
-        </w:tc>
-        <w:tc>
-          <w:tcPr>
-            <w:tcW w:w="1974" w:type="dxa"/>
+              <w:t xml:space="preserve">IP </w:t>
+            </w:r>
+            <w:r>
+              <w:rPr>
+                <w:b w:val="0"/>
+                <w:bCs w:val="0"/>
+              </w:rPr>
+              <w:t>hálózat</w:t>
+            </w:r>
+          </w:p>
+        </w:tc>
+        <w:tc>
+          <w:tcPr>
+            <w:tcW w:w="4389" w:type="dxa"/>
           </w:tcPr>
           <w:p>
             <w:pPr>
@@ -128,28 +138,6 @@
                 <w:b w:val="0"/>
                 <w:bCs w:val="0"/>
               </w:rPr>
-              <w:t>Alhálózati maszk</w:t>
-            </w:r>
-          </w:p>
-        </w:tc>
-        <w:tc>
-          <w:tcPr>
-            <w:tcW w:w="2390" w:type="dxa"/>
-          </w:tcPr>
-          <w:p>
-            <w:pPr>
-              <w:jc w:val="center"/>
-              <w:cnfStyle w:val="100000000000" w:firstRow="1" w:lastRow="0" w:firstColumn="0" w:lastColumn="0" w:oddVBand="0" w:evenVBand="0" w:oddHBand="0" w:evenHBand="0" w:firstRowFirstColumn="0" w:firstRowLastColumn="0" w:lastRowFirstColumn="0" w:lastRowLastColumn="0"/>
-              <w:rPr>
-                <w:b w:val="0"/>
-                <w:bCs w:val="0"/>
-              </w:rPr>
-            </w:pPr>
-            <w:r>
-              <w:rPr>
-                <w:b w:val="0"/>
-                <w:bCs w:val="0"/>
-              </w:rPr>
               <w:t>Leírás</w:t>
             </w:r>
           </w:p>
@@ -197,45 +185,13 @@
               <w:cnfStyle w:val="000000100000" w:firstRow="0" w:lastRow="0" w:firstColumn="0" w:lastColumn="0" w:oddVBand="0" w:evenVBand="0" w:oddHBand="1" w:evenHBand="0" w:firstRowFirstColumn="0" w:firstRowLastColumn="0" w:lastRowFirstColumn="0" w:lastRowLastColumn="0"/>
             </w:pPr>
             <w:r>
-              <w:t>10</w:t>
-            </w:r>
-            <w:r>
-              <w:t>.</w:t>
-            </w:r>
-            <w:r>
-              <w:t>1</w:t>
-            </w:r>
-            <w:r>
-              <w:t>.</w:t>
-            </w:r>
-            <w:r>
-              <w:t>20</w:t>
-            </w:r>
-            <w:r>
-              <w:t>.</w:t>
-            </w:r>
-            <w:r>
-              <w:t>0</w:t>
-            </w:r>
-          </w:p>
-        </w:tc>
-        <w:tc>
-          <w:tcPr>
-            <w:tcW w:w="1974" w:type="dxa"/>
-          </w:tcPr>
-          <w:p>
-            <w:pPr>
-              <w:jc w:val="center"/>
-              <w:cnfStyle w:val="000000100000" w:firstRow="0" w:lastRow="0" w:firstColumn="0" w:lastColumn="0" w:oddVBand="0" w:evenVBand="0" w:oddHBand="1" w:evenHBand="0" w:firstRowFirstColumn="0" w:firstRowLastColumn="0" w:lastRowFirstColumn="0" w:lastRowLastColumn="0"/>
-            </w:pPr>
-            <w:r>
-              <w:t>255.255.255.0</w:t>
-            </w:r>
-          </w:p>
-        </w:tc>
-        <w:tc>
-          <w:tcPr>
-            <w:tcW w:w="2390" w:type="dxa"/>
+              <w:t>10.1.20.0/24</w:t>
+            </w:r>
+          </w:p>
+        </w:tc>
+        <w:tc>
+          <w:tcPr>
+            <w:tcW w:w="4389" w:type="dxa"/>
           </w:tcPr>
           <w:p>
             <w:pPr>
@@ -289,25 +245,14 @@
             <w:r>
               <w:t>10.1.30.0</w:t>
             </w:r>
-          </w:p>
-        </w:tc>
-        <w:tc>
-          <w:tcPr>
-            <w:tcW w:w="1974" w:type="dxa"/>
-          </w:tcPr>
-          <w:p>
-            <w:pPr>
-              <w:jc w:val="center"/>
-              <w:cnfStyle w:val="000000000000" w:firstRow="0" w:lastRow="0" w:firstColumn="0" w:lastColumn="0" w:oddVBand="0" w:evenVBand="0" w:oddHBand="0" w:evenHBand="0" w:firstRowFirstColumn="0" w:firstRowLastColumn="0" w:lastRowFirstColumn="0" w:lastRowLastColumn="0"/>
-            </w:pPr>
-            <w:r>
-              <w:t>255.255.255.0</w:t>
-            </w:r>
-          </w:p>
-        </w:tc>
-        <w:tc>
-          <w:tcPr>
-            <w:tcW w:w="2390" w:type="dxa"/>
+            <w:r>
+              <w:t>/24</w:t>
+            </w:r>
+          </w:p>
+        </w:tc>
+        <w:tc>
+          <w:tcPr>
+            <w:tcW w:w="4389" w:type="dxa"/>
           </w:tcPr>
           <w:p>
             <w:pPr>
@@ -364,25 +309,14 @@
             <w:r>
               <w:t>10.1.40.0</w:t>
             </w:r>
-          </w:p>
-        </w:tc>
-        <w:tc>
-          <w:tcPr>
-            <w:tcW w:w="1974" w:type="dxa"/>
-          </w:tcPr>
-          <w:p>
-            <w:pPr>
-              <w:jc w:val="center"/>
-              <w:cnfStyle w:val="000000100000" w:firstRow="0" w:lastRow="0" w:firstColumn="0" w:lastColumn="0" w:oddVBand="0" w:evenVBand="0" w:oddHBand="1" w:evenHBand="0" w:firstRowFirstColumn="0" w:firstRowLastColumn="0" w:lastRowFirstColumn="0" w:lastRowLastColumn="0"/>
-            </w:pPr>
-            <w:r>
-              <w:t>255.255.255.0</w:t>
-            </w:r>
-          </w:p>
-        </w:tc>
-        <w:tc>
-          <w:tcPr>
-            <w:tcW w:w="2390" w:type="dxa"/>
+            <w:r>
+              <w:t>/24</w:t>
+            </w:r>
+          </w:p>
+        </w:tc>
+        <w:tc>
+          <w:tcPr>
+            <w:tcW w:w="4389" w:type="dxa"/>
           </w:tcPr>
           <w:p>
             <w:pPr>
@@ -436,25 +370,14 @@
             <w:r>
               <w:t>10.1.50.0</w:t>
             </w:r>
-          </w:p>
-        </w:tc>
-        <w:tc>
-          <w:tcPr>
-            <w:tcW w:w="1974" w:type="dxa"/>
-          </w:tcPr>
-          <w:p>
-            <w:pPr>
-              <w:jc w:val="center"/>
-              <w:cnfStyle w:val="000000000000" w:firstRow="0" w:lastRow="0" w:firstColumn="0" w:lastColumn="0" w:oddVBand="0" w:evenVBand="0" w:oddHBand="0" w:evenHBand="0" w:firstRowFirstColumn="0" w:firstRowLastColumn="0" w:lastRowFirstColumn="0" w:lastRowLastColumn="0"/>
-            </w:pPr>
-            <w:r>
-              <w:t>255.255.255.0</w:t>
-            </w:r>
-          </w:p>
-        </w:tc>
-        <w:tc>
-          <w:tcPr>
-            <w:tcW w:w="2390" w:type="dxa"/>
+            <w:r>
+              <w:t>/24</w:t>
+            </w:r>
+          </w:p>
+        </w:tc>
+        <w:tc>
+          <w:tcPr>
+            <w:tcW w:w="4389" w:type="dxa"/>
           </w:tcPr>
           <w:p>
             <w:pPr>
@@ -511,25 +434,14 @@
             <w:r>
               <w:t>10.1.60.0</w:t>
             </w:r>
-          </w:p>
-        </w:tc>
-        <w:tc>
-          <w:tcPr>
-            <w:tcW w:w="1974" w:type="dxa"/>
-          </w:tcPr>
-          <w:p>
-            <w:pPr>
-              <w:jc w:val="center"/>
-              <w:cnfStyle w:val="000000100000" w:firstRow="0" w:lastRow="0" w:firstColumn="0" w:lastColumn="0" w:oddVBand="0" w:evenVBand="0" w:oddHBand="1" w:evenHBand="0" w:firstRowFirstColumn="0" w:firstRowLastColumn="0" w:lastRowFirstColumn="0" w:lastRowLastColumn="0"/>
-            </w:pPr>
-            <w:r>
-              <w:t>255.255.255.0</w:t>
-            </w:r>
-          </w:p>
-        </w:tc>
-        <w:tc>
-          <w:tcPr>
-            <w:tcW w:w="2390" w:type="dxa"/>
+            <w:r>
+              <w:t>/24</w:t>
+            </w:r>
+          </w:p>
+        </w:tc>
+        <w:tc>
+          <w:tcPr>
+            <w:tcW w:w="4389" w:type="dxa"/>
           </w:tcPr>
           <w:p>
             <w:pPr>
@@ -583,25 +495,14 @@
             <w:r>
               <w:t>10.1.70.0</w:t>
             </w:r>
-          </w:p>
-        </w:tc>
-        <w:tc>
-          <w:tcPr>
-            <w:tcW w:w="1974" w:type="dxa"/>
-          </w:tcPr>
-          <w:p>
-            <w:pPr>
-              <w:jc w:val="center"/>
-              <w:cnfStyle w:val="000000000000" w:firstRow="0" w:lastRow="0" w:firstColumn="0" w:lastColumn="0" w:oddVBand="0" w:evenVBand="0" w:oddHBand="0" w:evenHBand="0" w:firstRowFirstColumn="0" w:firstRowLastColumn="0" w:lastRowFirstColumn="0" w:lastRowLastColumn="0"/>
-            </w:pPr>
-            <w:r>
-              <w:t>255.255.255.0</w:t>
-            </w:r>
-          </w:p>
-        </w:tc>
-        <w:tc>
-          <w:tcPr>
-            <w:tcW w:w="2390" w:type="dxa"/>
+            <w:r>
+              <w:t>/24</w:t>
+            </w:r>
+          </w:p>
+        </w:tc>
+        <w:tc>
+          <w:tcPr>
+            <w:tcW w:w="4389" w:type="dxa"/>
           </w:tcPr>
           <w:p>
             <w:pPr>
@@ -658,25 +559,14 @@
             <w:r>
               <w:t>10.1.80.0</w:t>
             </w:r>
-          </w:p>
-        </w:tc>
-        <w:tc>
-          <w:tcPr>
-            <w:tcW w:w="1974" w:type="dxa"/>
-          </w:tcPr>
-          <w:p>
-            <w:pPr>
-              <w:jc w:val="center"/>
-              <w:cnfStyle w:val="000000100000" w:firstRow="0" w:lastRow="0" w:firstColumn="0" w:lastColumn="0" w:oddVBand="0" w:evenVBand="0" w:oddHBand="1" w:evenHBand="0" w:firstRowFirstColumn="0" w:firstRowLastColumn="0" w:lastRowFirstColumn="0" w:lastRowLastColumn="0"/>
-            </w:pPr>
-            <w:r>
-              <w:t>255.255.255.0</w:t>
-            </w:r>
-          </w:p>
-        </w:tc>
-        <w:tc>
-          <w:tcPr>
-            <w:tcW w:w="2390" w:type="dxa"/>
+            <w:r>
+              <w:t>/24</w:t>
+            </w:r>
+          </w:p>
+        </w:tc>
+        <w:tc>
+          <w:tcPr>
+            <w:tcW w:w="4389" w:type="dxa"/>
           </w:tcPr>
           <w:p>
             <w:pPr>
@@ -733,25 +623,14 @@
             <w:r>
               <w:t>10.1.10.0</w:t>
             </w:r>
-          </w:p>
-        </w:tc>
-        <w:tc>
-          <w:tcPr>
-            <w:tcW w:w="1974" w:type="dxa"/>
-          </w:tcPr>
-          <w:p>
-            <w:pPr>
-              <w:jc w:val="center"/>
-              <w:cnfStyle w:val="000000000000" w:firstRow="0" w:lastRow="0" w:firstColumn="0" w:lastColumn="0" w:oddVBand="0" w:evenVBand="0" w:oddHBand="0" w:evenHBand="0" w:firstRowFirstColumn="0" w:firstRowLastColumn="0" w:lastRowFirstColumn="0" w:lastRowLastColumn="0"/>
-            </w:pPr>
-            <w:r>
-              <w:t>255.255.255.0</w:t>
-            </w:r>
-          </w:p>
-        </w:tc>
-        <w:tc>
-          <w:tcPr>
-            <w:tcW w:w="2390" w:type="dxa"/>
+            <w:r>
+              <w:t>/24</w:t>
+            </w:r>
+          </w:p>
+        </w:tc>
+        <w:tc>
+          <w:tcPr>
+            <w:tcW w:w="4389" w:type="dxa"/>
           </w:tcPr>
           <w:p>
             <w:pPr>
@@ -808,25 +687,14 @@
             <w:r>
               <w:t>10.1.200.0</w:t>
             </w:r>
-          </w:p>
-        </w:tc>
-        <w:tc>
-          <w:tcPr>
-            <w:tcW w:w="1974" w:type="dxa"/>
-          </w:tcPr>
-          <w:p>
-            <w:pPr>
-              <w:jc w:val="center"/>
-              <w:cnfStyle w:val="000000100000" w:firstRow="0" w:lastRow="0" w:firstColumn="0" w:lastColumn="0" w:oddVBand="0" w:evenVBand="0" w:oddHBand="1" w:evenHBand="0" w:firstRowFirstColumn="0" w:firstRowLastColumn="0" w:lastRowFirstColumn="0" w:lastRowLastColumn="0"/>
-            </w:pPr>
-            <w:r>
-              <w:t>255.255.255.0</w:t>
-            </w:r>
-          </w:p>
-        </w:tc>
-        <w:tc>
-          <w:tcPr>
-            <w:tcW w:w="2390" w:type="dxa"/>
+            <w:r>
+              <w:t>/24</w:t>
+            </w:r>
+          </w:p>
+        </w:tc>
+        <w:tc>
+          <w:tcPr>
+            <w:tcW w:w="4389" w:type="dxa"/>
           </w:tcPr>
           <w:p>
             <w:pPr>
@@ -880,25 +748,14 @@
             <w:r>
               <w:t>10.1.150.0</w:t>
             </w:r>
-          </w:p>
-        </w:tc>
-        <w:tc>
-          <w:tcPr>
-            <w:tcW w:w="1974" w:type="dxa"/>
-          </w:tcPr>
-          <w:p>
-            <w:pPr>
-              <w:jc w:val="center"/>
-              <w:cnfStyle w:val="000000000000" w:firstRow="0" w:lastRow="0" w:firstColumn="0" w:lastColumn="0" w:oddVBand="0" w:evenVBand="0" w:oddHBand="0" w:evenHBand="0" w:firstRowFirstColumn="0" w:firstRowLastColumn="0" w:lastRowFirstColumn="0" w:lastRowLastColumn="0"/>
-            </w:pPr>
-            <w:r>
-              <w:t>255.255.255.0</w:t>
-            </w:r>
-          </w:p>
-        </w:tc>
-        <w:tc>
-          <w:tcPr>
-            <w:tcW w:w="2390" w:type="dxa"/>
+            <w:r>
+              <w:t>/24</w:t>
+            </w:r>
+          </w:p>
+        </w:tc>
+        <w:tc>
+          <w:tcPr>
+            <w:tcW w:w="4389" w:type="dxa"/>
           </w:tcPr>
           <w:p>
             <w:pPr>
@@ -952,22 +809,14 @@
               <w:jc w:val="center"/>
               <w:cnfStyle w:val="000000100000" w:firstRow="0" w:lastRow="0" w:firstColumn="0" w:lastColumn="0" w:oddVBand="0" w:evenVBand="0" w:oddHBand="1" w:evenHBand="0" w:firstRowFirstColumn="0" w:firstRowLastColumn="0" w:lastRowFirstColumn="0" w:lastRowLastColumn="0"/>
             </w:pPr>
-          </w:p>
-        </w:tc>
-        <w:tc>
-          <w:tcPr>
-            <w:tcW w:w="1974" w:type="dxa"/>
-          </w:tcPr>
-          <w:p>
-            <w:pPr>
-              <w:jc w:val="center"/>
-              <w:cnfStyle w:val="000000100000" w:firstRow="0" w:lastRow="0" w:firstColumn="0" w:lastColumn="0" w:oddVBand="0" w:evenVBand="0" w:oddHBand="1" w:evenHBand="0" w:firstRowFirstColumn="0" w:firstRowLastColumn="0" w:lastRowFirstColumn="0" w:lastRowLastColumn="0"/>
-            </w:pPr>
-          </w:p>
-        </w:tc>
-        <w:tc>
-          <w:tcPr>
-            <w:tcW w:w="2390" w:type="dxa"/>
+            <w:r>
+              <w:t>-</w:t>
+            </w:r>
+          </w:p>
+        </w:tc>
+        <w:tc>
+          <w:tcPr>
+            <w:tcW w:w="4389" w:type="dxa"/>
           </w:tcPr>
           <w:p>
             <w:pPr>
@@ -993,15 +842,14 @@
     <w:tbl>
       <w:tblPr>
         <w:tblStyle w:val="Tblzatrcsos5stt1jellszn"/>
-        <w:tblW w:w="0" w:type="auto"/>
+        <w:tblW w:w="9085" w:type="dxa"/>
         <w:tblLook w:val="04A0" w:firstRow="1" w:lastRow="0" w:firstColumn="1" w:lastColumn="0" w:noHBand="0" w:noVBand="1"/>
       </w:tblPr>
       <w:tblGrid>
         <w:gridCol w:w="1920"/>
         <w:gridCol w:w="953"/>
-        <w:gridCol w:w="2509"/>
-        <w:gridCol w:w="1476"/>
-        <w:gridCol w:w="2202"/>
+        <w:gridCol w:w="2972"/>
+        <w:gridCol w:w="3240"/>
       </w:tblGrid>
       <w:tr>
         <w:trPr>
@@ -1053,7 +901,7 @@
         </w:tc>
         <w:tc>
           <w:tcPr>
-            <w:tcW w:w="2509" w:type="dxa"/>
+            <w:tcW w:w="2972" w:type="dxa"/>
           </w:tcPr>
           <w:p>
             <w:pPr>
@@ -1069,13 +917,20 @@
                 <w:b w:val="0"/>
                 <w:bCs w:val="0"/>
               </w:rPr>
-              <w:t>IP címzés</w:t>
-            </w:r>
-          </w:p>
-        </w:tc>
-        <w:tc>
-          <w:tcPr>
-            <w:tcW w:w="1476" w:type="dxa"/>
+              <w:t xml:space="preserve">IP </w:t>
+            </w:r>
+            <w:r>
+              <w:rPr>
+                <w:b w:val="0"/>
+                <w:bCs w:val="0"/>
+              </w:rPr>
+              <w:t>hálózat</w:t>
+            </w:r>
+          </w:p>
+        </w:tc>
+        <w:tc>
+          <w:tcPr>
+            <w:tcW w:w="3240" w:type="dxa"/>
           </w:tcPr>
           <w:p>
             <w:pPr>
@@ -1091,28 +946,6 @@
                 <w:b w:val="0"/>
                 <w:bCs w:val="0"/>
               </w:rPr>
-              <w:t>Prefix</w:t>
-            </w:r>
-          </w:p>
-        </w:tc>
-        <w:tc>
-          <w:tcPr>
-            <w:tcW w:w="2202" w:type="dxa"/>
-          </w:tcPr>
-          <w:p>
-            <w:pPr>
-              <w:jc w:val="center"/>
-              <w:cnfStyle w:val="100000000000" w:firstRow="1" w:lastRow="0" w:firstColumn="0" w:lastColumn="0" w:oddVBand="0" w:evenVBand="0" w:oddHBand="0" w:evenHBand="0" w:firstRowFirstColumn="0" w:firstRowLastColumn="0" w:lastRowFirstColumn="0" w:lastRowLastColumn="0"/>
-              <w:rPr>
-                <w:b w:val="0"/>
-                <w:bCs w:val="0"/>
-              </w:rPr>
-            </w:pPr>
-            <w:r>
-              <w:rPr>
-                <w:b w:val="0"/>
-                <w:bCs w:val="0"/>
-              </w:rPr>
               <w:t>Leírás</w:t>
             </w:r>
           </w:p>
@@ -1152,36 +985,30 @@
         </w:tc>
         <w:tc>
           <w:tcPr>
-            <w:tcW w:w="2509" w:type="dxa"/>
-          </w:tcPr>
-          <w:p>
-            <w:pPr>
-              <w:jc w:val="center"/>
-              <w:cnfStyle w:val="000000100000" w:firstRow="0" w:lastRow="0" w:firstColumn="0" w:lastColumn="0" w:oddVBand="0" w:evenVBand="0" w:oddHBand="1" w:evenHBand="0" w:firstRowFirstColumn="0" w:firstRowLastColumn="0" w:lastRowFirstColumn="0" w:lastRowLastColumn="0"/>
-            </w:pPr>
-            <w:r>
-              <w:t>2a02:abcd:1234:20::</w:t>
-            </w:r>
-          </w:p>
-          <w:p>
-            <w:pPr>
-              <w:jc w:val="center"/>
-              <w:cnfStyle w:val="000000100000" w:firstRow="0" w:lastRow="0" w:firstColumn="0" w:lastColumn="0" w:oddVBand="0" w:evenVBand="0" w:oddHBand="1" w:evenHBand="0" w:firstRowFirstColumn="0" w:firstRowLastColumn="0" w:lastRowFirstColumn="0" w:lastRowLastColumn="0"/>
-            </w:pPr>
-            <w:r>
-              <w:t>10.2.20.0</w:t>
-            </w:r>
-          </w:p>
-        </w:tc>
-        <w:tc>
-          <w:tcPr>
-            <w:tcW w:w="1476" w:type="dxa"/>
-          </w:tcPr>
-          <w:p>
-            <w:pPr>
-              <w:jc w:val="center"/>
-              <w:cnfStyle w:val="000000100000" w:firstRow="0" w:lastRow="0" w:firstColumn="0" w:lastColumn="0" w:oddVBand="0" w:evenVBand="0" w:oddHBand="1" w:evenHBand="0" w:firstRowFirstColumn="0" w:firstRowLastColumn="0" w:lastRowFirstColumn="0" w:lastRowLastColumn="0"/>
-            </w:pPr>
+            <w:tcW w:w="2972" w:type="dxa"/>
+          </w:tcPr>
+          <w:p>
+            <w:pPr>
+              <w:jc w:val="center"/>
+              <w:cnfStyle w:val="000000100000" w:firstRow="0" w:lastRow="0" w:firstColumn="0" w:lastColumn="0" w:oddVBand="0" w:evenVBand="0" w:oddHBand="1" w:evenHBand="0" w:firstRowFirstColumn="0" w:firstRowLastColumn="0" w:lastRowFirstColumn="0" w:lastRowLastColumn="0"/>
+            </w:pPr>
+            <w:r>
+              <w:t>2a</w:t>
+            </w:r>
+            <w:proofErr w:type="gramStart"/>
+            <w:r>
+              <w:t>02:abcd</w:t>
+            </w:r>
+            <w:proofErr w:type="gramEnd"/>
+            <w:r>
+              <w:t>:1234:20:</w:t>
+            </w:r>
+            <w:r>
+              <w:t>:</w:t>
+            </w:r>
+            <w:r>
+              <w:t xml:space="preserve"> </w:t>
+            </w:r>
             <w:r>
               <w:t>/64</w:t>
             </w:r>
@@ -1189,7 +1016,7 @@
         </w:tc>
         <w:tc>
           <w:tcPr>
-            <w:tcW w:w="2202" w:type="dxa"/>
+            <w:tcW w:w="3240" w:type="dxa"/>
           </w:tcPr>
           <w:p>
             <w:pPr>
@@ -1236,48 +1063,24 @@
         </w:tc>
         <w:tc>
           <w:tcPr>
-            <w:tcW w:w="2509" w:type="dxa"/>
-          </w:tcPr>
-          <w:p>
-            <w:pPr>
-              <w:jc w:val="center"/>
-              <w:cnfStyle w:val="000000000000" w:firstRow="0" w:lastRow="0" w:firstColumn="0" w:lastColumn="0" w:oddVBand="0" w:evenVBand="0" w:oddHBand="0" w:evenHBand="0" w:firstRowFirstColumn="0" w:firstRowLastColumn="0" w:lastRowFirstColumn="0" w:lastRowLastColumn="0"/>
-            </w:pPr>
-            <w:r>
-              <w:t>2a02:abcd:1234:30::</w:t>
-            </w:r>
-          </w:p>
-          <w:p>
-            <w:pPr>
-              <w:jc w:val="center"/>
-              <w:cnfStyle w:val="000000000000" w:firstRow="0" w:lastRow="0" w:firstColumn="0" w:lastColumn="0" w:oddVBand="0" w:evenVBand="0" w:oddHBand="0" w:evenHBand="0" w:firstRowFirstColumn="0" w:firstRowLastColumn="0" w:lastRowFirstColumn="0" w:lastRowLastColumn="0"/>
-            </w:pPr>
-            <w:r>
-              <w:t>10.</w:t>
-            </w:r>
-            <w:r>
-              <w:t>2</w:t>
-            </w:r>
-            <w:r>
-              <w:t>.</w:t>
-            </w:r>
-            <w:r>
-              <w:t>3</w:t>
-            </w:r>
-            <w:r>
-              <w:t>0.0</w:t>
-            </w:r>
-          </w:p>
-        </w:tc>
-        <w:tc>
-          <w:tcPr>
-            <w:tcW w:w="1476" w:type="dxa"/>
-          </w:tcPr>
-          <w:p>
-            <w:pPr>
-              <w:jc w:val="center"/>
-              <w:cnfStyle w:val="000000000000" w:firstRow="0" w:lastRow="0" w:firstColumn="0" w:lastColumn="0" w:oddVBand="0" w:evenVBand="0" w:oddHBand="0" w:evenHBand="0" w:firstRowFirstColumn="0" w:firstRowLastColumn="0" w:lastRowFirstColumn="0" w:lastRowLastColumn="0"/>
-            </w:pPr>
+            <w:tcW w:w="2972" w:type="dxa"/>
+          </w:tcPr>
+          <w:p>
+            <w:pPr>
+              <w:jc w:val="center"/>
+              <w:cnfStyle w:val="000000000000" w:firstRow="0" w:lastRow="0" w:firstColumn="0" w:lastColumn="0" w:oddVBand="0" w:evenVBand="0" w:oddHBand="0" w:evenHBand="0" w:firstRowFirstColumn="0" w:firstRowLastColumn="0" w:lastRowFirstColumn="0" w:lastRowLastColumn="0"/>
+            </w:pPr>
+            <w:r>
+              <w:t>2a</w:t>
+            </w:r>
+            <w:proofErr w:type="gramStart"/>
+            <w:r>
+              <w:t>02:abcd</w:t>
+            </w:r>
+            <w:proofErr w:type="gramEnd"/>
+            <w:r>
+              <w:t xml:space="preserve">:1234:30:: </w:t>
+            </w:r>
             <w:r>
               <w:t>/64</w:t>
             </w:r>
@@ -1285,7 +1088,7 @@
         </w:tc>
         <w:tc>
           <w:tcPr>
-            <w:tcW w:w="2202" w:type="dxa"/>
+            <w:tcW w:w="3240" w:type="dxa"/>
           </w:tcPr>
           <w:p>
             <w:pPr>
@@ -1332,48 +1135,30 @@
         </w:tc>
         <w:tc>
           <w:tcPr>
-            <w:tcW w:w="2509" w:type="dxa"/>
-          </w:tcPr>
-          <w:p>
-            <w:pPr>
-              <w:jc w:val="center"/>
-              <w:cnfStyle w:val="000000100000" w:firstRow="0" w:lastRow="0" w:firstColumn="0" w:lastColumn="0" w:oddVBand="0" w:evenVBand="0" w:oddHBand="1" w:evenHBand="0" w:firstRowFirstColumn="0" w:firstRowLastColumn="0" w:lastRowFirstColumn="0" w:lastRowLastColumn="0"/>
-            </w:pPr>
-            <w:r>
-              <w:t>2a02:abcd:1234:40::</w:t>
-            </w:r>
-          </w:p>
-          <w:p>
-            <w:pPr>
-              <w:jc w:val="center"/>
-              <w:cnfStyle w:val="000000100000" w:firstRow="0" w:lastRow="0" w:firstColumn="0" w:lastColumn="0" w:oddVBand="0" w:evenVBand="0" w:oddHBand="1" w:evenHBand="0" w:firstRowFirstColumn="0" w:firstRowLastColumn="0" w:lastRowFirstColumn="0" w:lastRowLastColumn="0"/>
-            </w:pPr>
-            <w:r>
-              <w:t>10.</w:t>
-            </w:r>
-            <w:r>
-              <w:t>2</w:t>
-            </w:r>
-            <w:r>
-              <w:t>.</w:t>
-            </w:r>
-            <w:r>
-              <w:t>4</w:t>
-            </w:r>
-            <w:r>
-              <w:t>0.0</w:t>
-            </w:r>
-          </w:p>
-        </w:tc>
-        <w:tc>
-          <w:tcPr>
-            <w:tcW w:w="1476" w:type="dxa"/>
-          </w:tcPr>
-          <w:p>
-            <w:pPr>
-              <w:jc w:val="center"/>
-              <w:cnfStyle w:val="000000100000" w:firstRow="0" w:lastRow="0" w:firstColumn="0" w:lastColumn="0" w:oddVBand="0" w:evenVBand="0" w:oddHBand="1" w:evenHBand="0" w:firstRowFirstColumn="0" w:firstRowLastColumn="0" w:lastRowFirstColumn="0" w:lastRowLastColumn="0"/>
-            </w:pPr>
+            <w:tcW w:w="2972" w:type="dxa"/>
+          </w:tcPr>
+          <w:p>
+            <w:pPr>
+              <w:jc w:val="center"/>
+              <w:cnfStyle w:val="000000100000" w:firstRow="0" w:lastRow="0" w:firstColumn="0" w:lastColumn="0" w:oddVBand="0" w:evenVBand="0" w:oddHBand="1" w:evenHBand="0" w:firstRowFirstColumn="0" w:firstRowLastColumn="0" w:lastRowFirstColumn="0" w:lastRowLastColumn="0"/>
+            </w:pPr>
+            <w:r>
+              <w:t>2a</w:t>
+            </w:r>
+            <w:proofErr w:type="gramStart"/>
+            <w:r>
+              <w:t>02:abcd</w:t>
+            </w:r>
+            <w:proofErr w:type="gramEnd"/>
+            <w:r>
+              <w:t>:1234:40:</w:t>
+            </w:r>
+            <w:r>
+              <w:t>:</w:t>
+            </w:r>
+            <w:r>
+              <w:t xml:space="preserve"> </w:t>
+            </w:r>
             <w:r>
               <w:t>/64</w:t>
             </w:r>
@@ -1381,7 +1166,7 @@
         </w:tc>
         <w:tc>
           <w:tcPr>
-            <w:tcW w:w="2202" w:type="dxa"/>
+            <w:tcW w:w="3240" w:type="dxa"/>
           </w:tcPr>
           <w:p>
             <w:pPr>
@@ -1425,7 +1210,82 @@
         </w:tc>
         <w:tc>
           <w:tcPr>
-            <w:tcW w:w="2509" w:type="dxa"/>
+            <w:tcW w:w="2972" w:type="dxa"/>
+          </w:tcPr>
+          <w:p>
+            <w:pPr>
+              <w:jc w:val="center"/>
+              <w:cnfStyle w:val="000000000000" w:firstRow="0" w:lastRow="0" w:firstColumn="0" w:lastColumn="0" w:oddVBand="0" w:evenVBand="0" w:oddHBand="0" w:evenHBand="0" w:firstRowFirstColumn="0" w:firstRowLastColumn="0" w:lastRowFirstColumn="0" w:lastRowLastColumn="0"/>
+            </w:pPr>
+            <w:r>
+              <w:t>2a</w:t>
+            </w:r>
+            <w:proofErr w:type="gramStart"/>
+            <w:r>
+              <w:t>02:abcd</w:t>
+            </w:r>
+            <w:proofErr w:type="gramEnd"/>
+            <w:r>
+              <w:t>:1234:50::</w:t>
+            </w:r>
+            <w:r>
+              <w:t xml:space="preserve"> </w:t>
+            </w:r>
+            <w:r>
+              <w:t>/64</w:t>
+            </w:r>
+          </w:p>
+        </w:tc>
+        <w:tc>
+          <w:tcPr>
+            <w:tcW w:w="3240" w:type="dxa"/>
+          </w:tcPr>
+          <w:p>
+            <w:pPr>
+              <w:jc w:val="center"/>
+              <w:cnfStyle w:val="000000000000" w:firstRow="0" w:lastRow="0" w:firstColumn="0" w:lastColumn="0" w:oddVBand="0" w:evenVBand="0" w:oddHBand="0" w:evenHBand="0" w:firstRowFirstColumn="0" w:firstRowLastColumn="0" w:lastRowFirstColumn="0" w:lastRowLastColumn="0"/>
+            </w:pPr>
+            <w:r>
+              <w:t>Kamerák</w:t>
+            </w:r>
+          </w:p>
+        </w:tc>
+      </w:tr>
+      <w:tr>
+        <w:trPr>
+          <w:cnfStyle w:val="000000100000" w:firstRow="0" w:lastRow="0" w:firstColumn="0" w:lastColumn="0" w:oddVBand="0" w:evenVBand="0" w:oddHBand="1" w:evenHBand="0" w:firstRowFirstColumn="0" w:firstRowLastColumn="0" w:lastRowFirstColumn="0" w:lastRowLastColumn="0"/>
+        </w:trPr>
+        <w:tc>
+          <w:tcPr>
+            <w:cnfStyle w:val="001000000000" w:firstRow="0" w:lastRow="0" w:firstColumn="1" w:lastColumn="0" w:oddVBand="0" w:evenVBand="0" w:oddHBand="0" w:evenHBand="0" w:firstRowFirstColumn="0" w:firstRowLastColumn="0" w:lastRowFirstColumn="0" w:lastRowLastColumn="0"/>
+            <w:tcW w:w="1920" w:type="dxa"/>
+          </w:tcPr>
+          <w:p>
+            <w:pPr>
+              <w:jc w:val="center"/>
+            </w:pPr>
+            <w:r>
+              <w:t>GUEST</w:t>
+            </w:r>
+          </w:p>
+        </w:tc>
+        <w:tc>
+          <w:tcPr>
+            <w:tcW w:w="953" w:type="dxa"/>
+          </w:tcPr>
+          <w:p>
+            <w:pPr>
+              <w:jc w:val="center"/>
+              <w:cnfStyle w:val="000000100000" w:firstRow="0" w:lastRow="0" w:firstColumn="0" w:lastColumn="0" w:oddVBand="0" w:evenVBand="0" w:oddHBand="1" w:evenHBand="0" w:firstRowFirstColumn="0" w:firstRowLastColumn="0" w:lastRowFirstColumn="0" w:lastRowLastColumn="0"/>
+            </w:pPr>
+            <w:r>
+              <w:t>200</w:t>
+            </w:r>
+          </w:p>
+        </w:tc>
+        <w:tc>
+          <w:tcPr>
+            <w:tcW w:w="2972" w:type="dxa"/>
           </w:tcPr>
           <w:tbl>
             <w:tblPr>
@@ -1440,7 +1300,7 @@
               <w:tblLook w:val="04A0" w:firstRow="1" w:lastRow="0" w:firstColumn="1" w:lastColumn="0" w:noHBand="0" w:noVBand="1"/>
             </w:tblPr>
             <w:tblGrid>
-              <w:gridCol w:w="1923"/>
+              <w:gridCol w:w="2343"/>
             </w:tblGrid>
             <w:tr>
               <w:trPr>
@@ -1449,7 +1309,6 @@
               <w:tc>
                 <w:tcPr>
                   <w:tcW w:w="0" w:type="auto"/>
-                  <w:vAlign w:val="center"/>
                   <w:hideMark/>
                 </w:tcPr>
                 <w:p>
@@ -1458,14 +1317,511 @@
                     <w:jc w:val="center"/>
                   </w:pPr>
                   <w:r>
-                    <w:t>2a02:abcd:1234:50::</w:t>
+                    <w:t>2a</w:t>
+                  </w:r>
+                  <w:proofErr w:type="gramStart"/>
+                  <w:r>
+                    <w:t>02:abcd</w:t>
+                  </w:r>
+                  <w:proofErr w:type="gramEnd"/>
+                  <w:r>
+                    <w:t>:1234:200::/64</w:t>
                   </w:r>
                 </w:p>
               </w:tc>
             </w:tr>
+          </w:tbl>
+          <w:p>
+            <w:pPr>
+              <w:jc w:val="center"/>
+              <w:cnfStyle w:val="000000100000" w:firstRow="0" w:lastRow="0" w:firstColumn="0" w:lastColumn="0" w:oddVBand="0" w:evenVBand="0" w:oddHBand="1" w:evenHBand="0" w:firstRowFirstColumn="0" w:firstRowLastColumn="0" w:lastRowFirstColumn="0" w:lastRowLastColumn="0"/>
+            </w:pPr>
+          </w:p>
+        </w:tc>
+        <w:tc>
+          <w:tcPr>
+            <w:tcW w:w="3240" w:type="dxa"/>
+          </w:tcPr>
+          <w:p>
+            <w:pPr>
+              <w:jc w:val="center"/>
+              <w:cnfStyle w:val="000000100000" w:firstRow="0" w:lastRow="0" w:firstColumn="0" w:lastColumn="0" w:oddVBand="0" w:evenVBand="0" w:oddHBand="1" w:evenHBand="0" w:firstRowFirstColumn="0" w:firstRowLastColumn="0" w:lastRowFirstColumn="0" w:lastRowLastColumn="0"/>
+            </w:pPr>
+            <w:r>
+              <w:t>Vezeték nélküli klienseknek</w:t>
+            </w:r>
+          </w:p>
+        </w:tc>
+      </w:tr>
+      <w:tr>
+        <w:tc>
+          <w:tcPr>
+            <w:cnfStyle w:val="001000000000" w:firstRow="0" w:lastRow="0" w:firstColumn="1" w:lastColumn="0" w:oddVBand="0" w:evenVBand="0" w:oddHBand="0" w:evenHBand="0" w:firstRowFirstColumn="0" w:firstRowLastColumn="0" w:lastRowFirstColumn="0" w:lastRowLastColumn="0"/>
+            <w:tcW w:w="1920" w:type="dxa"/>
+          </w:tcPr>
+          <w:p>
+            <w:pPr>
+              <w:jc w:val="center"/>
+            </w:pPr>
+            <w:r>
+              <w:t>ADMIN</w:t>
+            </w:r>
+          </w:p>
+        </w:tc>
+        <w:tc>
+          <w:tcPr>
+            <w:tcW w:w="953" w:type="dxa"/>
+          </w:tcPr>
+          <w:p>
+            <w:pPr>
+              <w:jc w:val="center"/>
+              <w:cnfStyle w:val="000000000000" w:firstRow="0" w:lastRow="0" w:firstColumn="0" w:lastColumn="0" w:oddVBand="0" w:evenVBand="0" w:oddHBand="0" w:evenHBand="0" w:firstRowFirstColumn="0" w:firstRowLastColumn="0" w:lastRowFirstColumn="0" w:lastRowLastColumn="0"/>
+            </w:pPr>
+            <w:r>
+              <w:t>150</w:t>
+            </w:r>
+          </w:p>
+        </w:tc>
+        <w:tc>
+          <w:tcPr>
+            <w:tcW w:w="2972" w:type="dxa"/>
+          </w:tcPr>
+          <w:p>
+            <w:pPr>
+              <w:jc w:val="center"/>
+              <w:cnfStyle w:val="000000000000" w:firstRow="0" w:lastRow="0" w:firstColumn="0" w:lastColumn="0" w:oddVBand="0" w:evenVBand="0" w:oddHBand="0" w:evenHBand="0" w:firstRowFirstColumn="0" w:firstRowLastColumn="0" w:lastRowFirstColumn="0" w:lastRowLastColumn="0"/>
+            </w:pPr>
+            <w:r>
+              <w:t>-</w:t>
+            </w:r>
+          </w:p>
+        </w:tc>
+        <w:tc>
+          <w:tcPr>
+            <w:tcW w:w="3240" w:type="dxa"/>
+          </w:tcPr>
+          <w:p>
+            <w:pPr>
+              <w:jc w:val="center"/>
+              <w:cnfStyle w:val="000000000000" w:firstRow="0" w:lastRow="0" w:firstColumn="0" w:lastColumn="0" w:oddVBand="0" w:evenVBand="0" w:oddHBand="0" w:evenHBand="0" w:firstRowFirstColumn="0" w:firstRowLastColumn="0" w:lastRowFirstColumn="0" w:lastRowLastColumn="0"/>
+            </w:pPr>
+            <w:r>
+              <w:t>Management VLAN</w:t>
+            </w:r>
+          </w:p>
+        </w:tc>
+      </w:tr>
+      <w:tr>
+        <w:trPr>
+          <w:cnfStyle w:val="000000100000" w:firstRow="0" w:lastRow="0" w:firstColumn="0" w:lastColumn="0" w:oddVBand="0" w:evenVBand="0" w:oddHBand="1" w:evenHBand="0" w:firstRowFirstColumn="0" w:firstRowLastColumn="0" w:lastRowFirstColumn="0" w:lastRowLastColumn="0"/>
+        </w:trPr>
+        <w:tc>
+          <w:tcPr>
+            <w:cnfStyle w:val="001000000000" w:firstRow="0" w:lastRow="0" w:firstColumn="1" w:lastColumn="0" w:oddVBand="0" w:evenVBand="0" w:oddHBand="0" w:evenHBand="0" w:firstRowFirstColumn="0" w:firstRowLastColumn="0" w:lastRowFirstColumn="0" w:lastRowLastColumn="0"/>
+            <w:tcW w:w="1920" w:type="dxa"/>
+          </w:tcPr>
+          <w:p>
+            <w:pPr>
+              <w:jc w:val="center"/>
+            </w:pPr>
+            <w:r>
+              <w:t>NATIVE</w:t>
+            </w:r>
+          </w:p>
+        </w:tc>
+        <w:tc>
+          <w:tcPr>
+            <w:tcW w:w="953" w:type="dxa"/>
+          </w:tcPr>
+          <w:p>
+            <w:pPr>
+              <w:jc w:val="center"/>
+              <w:cnfStyle w:val="000000100000" w:firstRow="0" w:lastRow="0" w:firstColumn="0" w:lastColumn="0" w:oddVBand="0" w:evenVBand="0" w:oddHBand="1" w:evenHBand="0" w:firstRowFirstColumn="0" w:firstRowLastColumn="0" w:lastRowFirstColumn="0" w:lastRowLastColumn="0"/>
+            </w:pPr>
+            <w:r>
+              <w:t>999</w:t>
+            </w:r>
+          </w:p>
+        </w:tc>
+        <w:tc>
+          <w:tcPr>
+            <w:tcW w:w="2972" w:type="dxa"/>
+          </w:tcPr>
+          <w:p>
+            <w:pPr>
+              <w:jc w:val="center"/>
+              <w:cnfStyle w:val="000000100000" w:firstRow="0" w:lastRow="0" w:firstColumn="0" w:lastColumn="0" w:oddVBand="0" w:evenVBand="0" w:oddHBand="1" w:evenHBand="0" w:firstRowFirstColumn="0" w:firstRowLastColumn="0" w:lastRowFirstColumn="0" w:lastRowLastColumn="0"/>
+            </w:pPr>
+            <w:r>
+              <w:t>-</w:t>
+            </w:r>
+          </w:p>
+        </w:tc>
+        <w:tc>
+          <w:tcPr>
+            <w:tcW w:w="3240" w:type="dxa"/>
+          </w:tcPr>
+          <w:p>
+            <w:pPr>
+              <w:jc w:val="center"/>
+              <w:cnfStyle w:val="000000100000" w:firstRow="0" w:lastRow="0" w:firstColumn="0" w:lastColumn="0" w:oddVBand="0" w:evenVBand="0" w:oddHBand="1" w:evenHBand="0" w:firstRowFirstColumn="0" w:firstRowLastColumn="0" w:lastRowFirstColumn="0" w:lastRowLastColumn="0"/>
+            </w:pPr>
+            <w:r>
+              <w:t>Natív</w:t>
+            </w:r>
+          </w:p>
+        </w:tc>
+      </w:tr>
+    </w:tbl>
+    <w:p/>
+    <w:tbl>
+      <w:tblPr>
+        <w:tblStyle w:val="Tblzatrcsos5stt1jellszn"/>
+        <w:tblW w:w="9085" w:type="dxa"/>
+        <w:tblLook w:val="04A0" w:firstRow="1" w:lastRow="0" w:firstColumn="1" w:lastColumn="0" w:noHBand="0" w:noVBand="1"/>
+      </w:tblPr>
+      <w:tblGrid>
+        <w:gridCol w:w="1920"/>
+        <w:gridCol w:w="953"/>
+        <w:gridCol w:w="2509"/>
+        <w:gridCol w:w="3703"/>
+      </w:tblGrid>
+      <w:tr>
+        <w:trPr>
+          <w:cnfStyle w:val="100000000000" w:firstRow="1" w:lastRow="0" w:firstColumn="0" w:lastColumn="0" w:oddVBand="0" w:evenVBand="0" w:oddHBand="0" w:evenHBand="0" w:firstRowFirstColumn="0" w:firstRowLastColumn="0" w:lastRowFirstColumn="0" w:lastRowLastColumn="0"/>
+        </w:trPr>
+        <w:tc>
+          <w:tcPr>
+            <w:cnfStyle w:val="001000000000" w:firstRow="0" w:lastRow="0" w:firstColumn="1" w:lastColumn="0" w:oddVBand="0" w:evenVBand="0" w:oddHBand="0" w:evenHBand="0" w:firstRowFirstColumn="0" w:firstRowLastColumn="0" w:lastRowFirstColumn="0" w:lastRowLastColumn="0"/>
+            <w:tcW w:w="1920" w:type="dxa"/>
+          </w:tcPr>
+          <w:p>
+            <w:pPr>
+              <w:jc w:val="center"/>
+              <w:rPr>
+                <w:b w:val="0"/>
+                <w:bCs w:val="0"/>
+              </w:rPr>
+            </w:pPr>
+            <w:r>
+              <w:rPr>
+                <w:b w:val="0"/>
+                <w:bCs w:val="0"/>
+              </w:rPr>
+              <w:t>VLAN neve</w:t>
+            </w:r>
+          </w:p>
+        </w:tc>
+        <w:tc>
+          <w:tcPr>
+            <w:tcW w:w="953" w:type="dxa"/>
+          </w:tcPr>
+          <w:p>
+            <w:pPr>
+              <w:jc w:val="center"/>
+              <w:cnfStyle w:val="100000000000" w:firstRow="1" w:lastRow="0" w:firstColumn="0" w:lastColumn="0" w:oddVBand="0" w:evenVBand="0" w:oddHBand="0" w:evenHBand="0" w:firstRowFirstColumn="0" w:firstRowLastColumn="0" w:lastRowFirstColumn="0" w:lastRowLastColumn="0"/>
+              <w:rPr>
+                <w:b w:val="0"/>
+                <w:bCs w:val="0"/>
+              </w:rPr>
+            </w:pPr>
+            <w:r>
+              <w:rPr>
+                <w:b w:val="0"/>
+                <w:bCs w:val="0"/>
+              </w:rPr>
+              <w:t>VLAN száma</w:t>
+            </w:r>
+          </w:p>
+        </w:tc>
+        <w:tc>
+          <w:tcPr>
+            <w:tcW w:w="2509" w:type="dxa"/>
+          </w:tcPr>
+          <w:p>
+            <w:pPr>
+              <w:jc w:val="center"/>
+              <w:cnfStyle w:val="100000000000" w:firstRow="1" w:lastRow="0" w:firstColumn="0" w:lastColumn="0" w:oddVBand="0" w:evenVBand="0" w:oddHBand="0" w:evenHBand="0" w:firstRowFirstColumn="0" w:firstRowLastColumn="0" w:lastRowFirstColumn="0" w:lastRowLastColumn="0"/>
+              <w:rPr>
+                <w:b w:val="0"/>
+                <w:bCs w:val="0"/>
+              </w:rPr>
+            </w:pPr>
+            <w:r>
+              <w:rPr>
+                <w:b w:val="0"/>
+                <w:bCs w:val="0"/>
+              </w:rPr>
+              <w:t xml:space="preserve">IP </w:t>
+            </w:r>
+            <w:r>
+              <w:rPr>
+                <w:b w:val="0"/>
+                <w:bCs w:val="0"/>
+              </w:rPr>
+              <w:t>hálózat</w:t>
+            </w:r>
+          </w:p>
+        </w:tc>
+        <w:tc>
+          <w:tcPr>
+            <w:tcW w:w="3703" w:type="dxa"/>
+          </w:tcPr>
+          <w:p>
+            <w:pPr>
+              <w:jc w:val="center"/>
+              <w:cnfStyle w:val="100000000000" w:firstRow="1" w:lastRow="0" w:firstColumn="0" w:lastColumn="0" w:oddVBand="0" w:evenVBand="0" w:oddHBand="0" w:evenHBand="0" w:firstRowFirstColumn="0" w:firstRowLastColumn="0" w:lastRowFirstColumn="0" w:lastRowLastColumn="0"/>
+              <w:rPr>
+                <w:b w:val="0"/>
+                <w:bCs w:val="0"/>
+              </w:rPr>
+            </w:pPr>
+            <w:r>
+              <w:rPr>
+                <w:b w:val="0"/>
+                <w:bCs w:val="0"/>
+              </w:rPr>
+              <w:t>Leírás</w:t>
+            </w:r>
+          </w:p>
+        </w:tc>
+      </w:tr>
+      <w:tr>
+        <w:trPr>
+          <w:cnfStyle w:val="000000100000" w:firstRow="0" w:lastRow="0" w:firstColumn="0" w:lastColumn="0" w:oddVBand="0" w:evenVBand="0" w:oddHBand="1" w:evenHBand="0" w:firstRowFirstColumn="0" w:firstRowLastColumn="0" w:lastRowFirstColumn="0" w:lastRowLastColumn="0"/>
+        </w:trPr>
+        <w:tc>
+          <w:tcPr>
+            <w:cnfStyle w:val="001000000000" w:firstRow="0" w:lastRow="0" w:firstColumn="1" w:lastColumn="0" w:oddVBand="0" w:evenVBand="0" w:oddHBand="0" w:evenHBand="0" w:firstRowFirstColumn="0" w:firstRowLastColumn="0" w:lastRowFirstColumn="0" w:lastRowLastColumn="0"/>
+            <w:tcW w:w="1920" w:type="dxa"/>
+          </w:tcPr>
+          <w:p>
+            <w:pPr>
+              <w:jc w:val="center"/>
+            </w:pPr>
+            <w:r>
+              <w:t>KASSZA</w:t>
+            </w:r>
+          </w:p>
+        </w:tc>
+        <w:tc>
+          <w:tcPr>
+            <w:tcW w:w="953" w:type="dxa"/>
+          </w:tcPr>
+          <w:p>
+            <w:pPr>
+              <w:jc w:val="center"/>
+              <w:cnfStyle w:val="000000100000" w:firstRow="0" w:lastRow="0" w:firstColumn="0" w:lastColumn="0" w:oddVBand="0" w:evenVBand="0" w:oddHBand="1" w:evenHBand="0" w:firstRowFirstColumn="0" w:firstRowLastColumn="0" w:lastRowFirstColumn="0" w:lastRowLastColumn="0"/>
+            </w:pPr>
+            <w:r>
+              <w:t>20</w:t>
+            </w:r>
+          </w:p>
+        </w:tc>
+        <w:tc>
+          <w:tcPr>
+            <w:tcW w:w="2509" w:type="dxa"/>
+          </w:tcPr>
+          <w:p>
+            <w:pPr>
+              <w:jc w:val="center"/>
+              <w:cnfStyle w:val="000000100000" w:firstRow="0" w:lastRow="0" w:firstColumn="0" w:lastColumn="0" w:oddVBand="0" w:evenVBand="0" w:oddHBand="1" w:evenHBand="0" w:firstRowFirstColumn="0" w:firstRowLastColumn="0" w:lastRowFirstColumn="0" w:lastRowLastColumn="0"/>
+            </w:pPr>
+            <w:r>
+              <w:t>10.2.20.0/24</w:t>
+            </w:r>
+          </w:p>
+        </w:tc>
+        <w:tc>
+          <w:tcPr>
+            <w:tcW w:w="3703" w:type="dxa"/>
+          </w:tcPr>
+          <w:p>
+            <w:pPr>
+              <w:jc w:val="center"/>
+              <w:cnfStyle w:val="000000100000" w:firstRow="0" w:lastRow="0" w:firstColumn="0" w:lastColumn="0" w:oddVBand="0" w:evenVBand="0" w:oddHBand="1" w:evenHBand="0" w:firstRowFirstColumn="0" w:firstRowLastColumn="0" w:lastRowFirstColumn="0" w:lastRowLastColumn="0"/>
+            </w:pPr>
+            <w:r>
+              <w:t>Kassza kliensek</w:t>
+            </w:r>
+          </w:p>
+        </w:tc>
+      </w:tr>
+      <w:tr>
+        <w:trPr>
+          <w:trHeight w:val="372"/>
+        </w:trPr>
+        <w:tc>
+          <w:tcPr>
+            <w:cnfStyle w:val="001000000000" w:firstRow="0" w:lastRow="0" w:firstColumn="1" w:lastColumn="0" w:oddVBand="0" w:evenVBand="0" w:oddHBand="0" w:evenHBand="0" w:firstRowFirstColumn="0" w:firstRowLastColumn="0" w:lastRowFirstColumn="0" w:lastRowLastColumn="0"/>
+            <w:tcW w:w="1920" w:type="dxa"/>
+          </w:tcPr>
+          <w:p>
+            <w:pPr>
+              <w:jc w:val="center"/>
+            </w:pPr>
+            <w:r>
+              <w:t>IRODA</w:t>
+            </w:r>
+          </w:p>
+        </w:tc>
+        <w:tc>
+          <w:tcPr>
+            <w:tcW w:w="953" w:type="dxa"/>
+          </w:tcPr>
+          <w:p>
+            <w:pPr>
+              <w:jc w:val="center"/>
+              <w:cnfStyle w:val="000000000000" w:firstRow="0" w:lastRow="0" w:firstColumn="0" w:lastColumn="0" w:oddVBand="0" w:evenVBand="0" w:oddHBand="0" w:evenHBand="0" w:firstRowFirstColumn="0" w:firstRowLastColumn="0" w:lastRowFirstColumn="0" w:lastRowLastColumn="0"/>
+            </w:pPr>
+            <w:r>
+              <w:t>30</w:t>
+            </w:r>
+          </w:p>
+        </w:tc>
+        <w:tc>
+          <w:tcPr>
+            <w:tcW w:w="2509" w:type="dxa"/>
+          </w:tcPr>
+          <w:p>
+            <w:pPr>
+              <w:jc w:val="center"/>
+              <w:cnfStyle w:val="000000000000" w:firstRow="0" w:lastRow="0" w:firstColumn="0" w:lastColumn="0" w:oddVBand="0" w:evenVBand="0" w:oddHBand="0" w:evenHBand="0" w:firstRowFirstColumn="0" w:firstRowLastColumn="0" w:lastRowFirstColumn="0" w:lastRowLastColumn="0"/>
+            </w:pPr>
+            <w:r>
+              <w:t>10.2.30.0/24</w:t>
+            </w:r>
+          </w:p>
+        </w:tc>
+        <w:tc>
+          <w:tcPr>
+            <w:tcW w:w="3703" w:type="dxa"/>
+          </w:tcPr>
+          <w:p>
+            <w:pPr>
+              <w:jc w:val="center"/>
+              <w:cnfStyle w:val="000000000000" w:firstRow="0" w:lastRow="0" w:firstColumn="0" w:lastColumn="0" w:oddVBand="0" w:evenVBand="0" w:oddHBand="0" w:evenHBand="0" w:firstRowFirstColumn="0" w:firstRowLastColumn="0" w:lastRowFirstColumn="0" w:lastRowLastColumn="0"/>
+            </w:pPr>
+            <w:r>
+              <w:t>Iroda kliensek</w:t>
+            </w:r>
+          </w:p>
+        </w:tc>
+      </w:tr>
+      <w:tr>
+        <w:trPr>
+          <w:cnfStyle w:val="000000100000" w:firstRow="0" w:lastRow="0" w:firstColumn="0" w:lastColumn="0" w:oddVBand="0" w:evenVBand="0" w:oddHBand="1" w:evenHBand="0" w:firstRowFirstColumn="0" w:firstRowLastColumn="0" w:lastRowFirstColumn="0" w:lastRowLastColumn="0"/>
+        </w:trPr>
+        <w:tc>
+          <w:tcPr>
+            <w:cnfStyle w:val="001000000000" w:firstRow="0" w:lastRow="0" w:firstColumn="1" w:lastColumn="0" w:oddVBand="0" w:evenVBand="0" w:oddHBand="0" w:evenHBand="0" w:firstRowFirstColumn="0" w:firstRowLastColumn="0" w:lastRowFirstColumn="0" w:lastRowLastColumn="0"/>
+            <w:tcW w:w="1920" w:type="dxa"/>
+          </w:tcPr>
+          <w:p>
+            <w:pPr>
+              <w:jc w:val="center"/>
+            </w:pPr>
+            <w:r>
+              <w:t>RAKTAR</w:t>
+            </w:r>
+          </w:p>
+        </w:tc>
+        <w:tc>
+          <w:tcPr>
+            <w:tcW w:w="953" w:type="dxa"/>
+          </w:tcPr>
+          <w:p>
+            <w:pPr>
+              <w:jc w:val="center"/>
+              <w:cnfStyle w:val="000000100000" w:firstRow="0" w:lastRow="0" w:firstColumn="0" w:lastColumn="0" w:oddVBand="0" w:evenVBand="0" w:oddHBand="1" w:evenHBand="0" w:firstRowFirstColumn="0" w:firstRowLastColumn="0" w:lastRowFirstColumn="0" w:lastRowLastColumn="0"/>
+            </w:pPr>
+            <w:r>
+              <w:t>40</w:t>
+            </w:r>
+          </w:p>
+        </w:tc>
+        <w:tc>
+          <w:tcPr>
+            <w:tcW w:w="2509" w:type="dxa"/>
+          </w:tcPr>
+          <w:p>
+            <w:pPr>
+              <w:jc w:val="center"/>
+              <w:cnfStyle w:val="000000100000" w:firstRow="0" w:lastRow="0" w:firstColumn="0" w:lastColumn="0" w:oddVBand="0" w:evenVBand="0" w:oddHBand="1" w:evenHBand="0" w:firstRowFirstColumn="0" w:firstRowLastColumn="0" w:lastRowFirstColumn="0" w:lastRowLastColumn="0"/>
+            </w:pPr>
+            <w:r>
+              <w:t>10.2.40.0/24</w:t>
+            </w:r>
+          </w:p>
+        </w:tc>
+        <w:tc>
+          <w:tcPr>
+            <w:tcW w:w="3703" w:type="dxa"/>
+          </w:tcPr>
+          <w:p>
+            <w:pPr>
+              <w:jc w:val="center"/>
+              <w:cnfStyle w:val="000000100000" w:firstRow="0" w:lastRow="0" w:firstColumn="0" w:lastColumn="0" w:oddVBand="0" w:evenVBand="0" w:oddHBand="1" w:evenHBand="0" w:firstRowFirstColumn="0" w:firstRowLastColumn="0" w:lastRowFirstColumn="0" w:lastRowLastColumn="0"/>
+            </w:pPr>
+            <w:r>
+              <w:t>Raktár adatbázis és kliensek</w:t>
+            </w:r>
+          </w:p>
+        </w:tc>
+      </w:tr>
+      <w:tr>
+        <w:tc>
+          <w:tcPr>
+            <w:cnfStyle w:val="001000000000" w:firstRow="0" w:lastRow="0" w:firstColumn="1" w:lastColumn="0" w:oddVBand="0" w:evenVBand="0" w:oddHBand="0" w:evenHBand="0" w:firstRowFirstColumn="0" w:firstRowLastColumn="0" w:lastRowFirstColumn="0" w:lastRowLastColumn="0"/>
+            <w:tcW w:w="1920" w:type="dxa"/>
+          </w:tcPr>
+          <w:p>
+            <w:pPr>
+              <w:jc w:val="center"/>
+            </w:pPr>
+            <w:r>
+              <w:t>SECURITY</w:t>
+            </w:r>
+          </w:p>
+        </w:tc>
+        <w:tc>
+          <w:tcPr>
+            <w:tcW w:w="953" w:type="dxa"/>
+          </w:tcPr>
+          <w:p>
+            <w:pPr>
+              <w:jc w:val="center"/>
+              <w:cnfStyle w:val="000000000000" w:firstRow="0" w:lastRow="0" w:firstColumn="0" w:lastColumn="0" w:oddVBand="0" w:evenVBand="0" w:oddHBand="0" w:evenHBand="0" w:firstRowFirstColumn="0" w:firstRowLastColumn="0" w:lastRowFirstColumn="0" w:lastRowLastColumn="0"/>
+            </w:pPr>
+            <w:r>
+              <w:t>50</w:t>
+            </w:r>
+          </w:p>
+        </w:tc>
+        <w:tc>
+          <w:tcPr>
+            <w:tcW w:w="2509" w:type="dxa"/>
+          </w:tcPr>
+          <w:tbl>
+            <w:tblPr>
+              <w:tblW w:w="0" w:type="auto"/>
+              <w:jc w:val="center"/>
+              <w:tblCellSpacing w:w="15" w:type="dxa"/>
+              <w:tblCellMar>
+                <w:top w:w="15" w:type="dxa"/>
+                <w:left w:w="15" w:type="dxa"/>
+                <w:bottom w:w="15" w:type="dxa"/>
+                <w:right w:w="15" w:type="dxa"/>
+              </w:tblCellMar>
+              <w:tblLook w:val="04A0" w:firstRow="1" w:lastRow="0" w:firstColumn="1" w:lastColumn="0" w:noHBand="0" w:noVBand="1"/>
+            </w:tblPr>
+            <w:tblGrid>
+              <w:gridCol w:w="1234"/>
+            </w:tblGrid>
             <w:tr>
               <w:trPr>
                 <w:tblCellSpacing w:w="15" w:type="dxa"/>
+                <w:jc w:val="center"/>
               </w:trPr>
               <w:tc>
                 <w:tcPr>
@@ -1478,19 +1834,10 @@
                     <w:jc w:val="center"/>
                   </w:pPr>
                   <w:r>
-                    <w:t>10.</w:t>
+                    <w:t>10.2.50.0</w:t>
                   </w:r>
                   <w:r>
-                    <w:t>2</w:t>
-                  </w:r>
-                  <w:r>
-                    <w:t>.</w:t>
-                  </w:r>
-                  <w:r>
-                    <w:t>5</w:t>
-                  </w:r>
-                  <w:r>
-                    <w:t>0.0</w:t>
+                    <w:t>/24</w:t>
                   </w:r>
                 </w:p>
               </w:tc>
@@ -1505,21 +1852,7 @@
         </w:tc>
         <w:tc>
           <w:tcPr>
-            <w:tcW w:w="1476" w:type="dxa"/>
-          </w:tcPr>
-          <w:p>
-            <w:pPr>
-              <w:jc w:val="center"/>
-              <w:cnfStyle w:val="000000000000" w:firstRow="0" w:lastRow="0" w:firstColumn="0" w:lastColumn="0" w:oddVBand="0" w:evenVBand="0" w:oddHBand="0" w:evenHBand="0" w:firstRowFirstColumn="0" w:firstRowLastColumn="0" w:lastRowFirstColumn="0" w:lastRowLastColumn="0"/>
-            </w:pPr>
-            <w:r>
-              <w:t>/64</w:t>
-            </w:r>
-          </w:p>
-        </w:tc>
-        <w:tc>
-          <w:tcPr>
-            <w:tcW w:w="2202" w:type="dxa"/>
+            <w:tcW w:w="3703" w:type="dxa"/>
           </w:tcPr>
           <w:p>
             <w:pPr>
@@ -1568,88 +1901,22 @@
           <w:tcPr>
             <w:tcW w:w="2509" w:type="dxa"/>
           </w:tcPr>
-          <w:tbl>
-            <w:tblPr>
-              <w:tblW w:w="0" w:type="auto"/>
-              <w:tblCellSpacing w:w="15" w:type="dxa"/>
-              <w:tblCellMar>
-                <w:top w:w="15" w:type="dxa"/>
-                <w:left w:w="15" w:type="dxa"/>
-                <w:bottom w:w="15" w:type="dxa"/>
-                <w:right w:w="15" w:type="dxa"/>
-              </w:tblCellMar>
-              <w:tblLook w:val="04A0" w:firstRow="1" w:lastRow="0" w:firstColumn="1" w:lastColumn="0" w:noHBand="0" w:noVBand="1"/>
-            </w:tblPr>
-            <w:tblGrid>
-              <w:gridCol w:w="2035"/>
-            </w:tblGrid>
-            <w:tr>
-              <w:trPr>
-                <w:tblCellSpacing w:w="15" w:type="dxa"/>
-              </w:trPr>
-              <w:tc>
-                <w:tcPr>
-                  <w:tcW w:w="0" w:type="auto"/>
-                  <w:vAlign w:val="center"/>
-                  <w:hideMark/>
-                </w:tcPr>
-                <w:p>
-                  <w:pPr>
-                    <w:spacing w:after="0" w:line="240" w:lineRule="auto"/>
-                    <w:jc w:val="center"/>
-                  </w:pPr>
-                  <w:r>
-                    <w:t>2a02:abcd:1234:</w:t>
-                  </w:r>
-                  <w:r>
-                    <w:t>200</w:t>
-                  </w:r>
-                  <w:r>
-                    <w:t>::</w:t>
-                  </w:r>
-                </w:p>
-              </w:tc>
-            </w:tr>
-          </w:tbl>
-          <w:p>
-            <w:pPr>
-              <w:jc w:val="center"/>
-              <w:cnfStyle w:val="000000100000" w:firstRow="0" w:lastRow="0" w:firstColumn="0" w:lastColumn="0" w:oddVBand="0" w:evenVBand="0" w:oddHBand="1" w:evenHBand="0" w:firstRowFirstColumn="0" w:firstRowLastColumn="0" w:lastRowFirstColumn="0" w:lastRowLastColumn="0"/>
-            </w:pPr>
-            <w:r>
-              <w:t>10.</w:t>
-            </w:r>
-            <w:r>
-              <w:t>2</w:t>
-            </w:r>
-            <w:r>
-              <w:t>.</w:t>
-            </w:r>
-            <w:r>
-              <w:t>200</w:t>
-            </w:r>
-            <w:r>
-              <w:t>.0</w:t>
-            </w:r>
-          </w:p>
-        </w:tc>
-        <w:tc>
-          <w:tcPr>
-            <w:tcW w:w="1476" w:type="dxa"/>
-          </w:tcPr>
-          <w:p>
-            <w:pPr>
-              <w:jc w:val="center"/>
-              <w:cnfStyle w:val="000000100000" w:firstRow="0" w:lastRow="0" w:firstColumn="0" w:lastColumn="0" w:oddVBand="0" w:evenVBand="0" w:oddHBand="1" w:evenHBand="0" w:firstRowFirstColumn="0" w:firstRowLastColumn="0" w:lastRowFirstColumn="0" w:lastRowLastColumn="0"/>
-            </w:pPr>
-            <w:r>
-              <w:t>/64</w:t>
-            </w:r>
-          </w:p>
-        </w:tc>
-        <w:tc>
-          <w:tcPr>
-            <w:tcW w:w="2202" w:type="dxa"/>
+          <w:p>
+            <w:pPr>
+              <w:jc w:val="center"/>
+              <w:cnfStyle w:val="000000100000" w:firstRow="0" w:lastRow="0" w:firstColumn="0" w:lastColumn="0" w:oddVBand="0" w:evenVBand="0" w:oddHBand="1" w:evenHBand="0" w:firstRowFirstColumn="0" w:firstRowLastColumn="0" w:lastRowFirstColumn="0" w:lastRowLastColumn="0"/>
+            </w:pPr>
+            <w:r>
+              <w:t>1</w:t>
+            </w:r>
+            <w:r>
+              <w:t>0.2.200.0/24</w:t>
+            </w:r>
+          </w:p>
+        </w:tc>
+        <w:tc>
+          <w:tcPr>
+            <w:tcW w:w="3703" w:type="dxa"/>
           </w:tcPr>
           <w:p>
             <w:pPr>
@@ -1663,6 +1930,9 @@
         </w:tc>
       </w:tr>
       <w:tr>
+        <w:trPr>
+          <w:trHeight w:val="58"/>
+        </w:trPr>
         <w:tc>
           <w:tcPr>
             <w:cnfStyle w:val="001000000000" w:firstRow="0" w:lastRow="0" w:firstColumn="1" w:lastColumn="0" w:oddVBand="0" w:evenVBand="0" w:oddHBand="0" w:evenHBand="0" w:firstRowFirstColumn="0" w:firstRowLastColumn="0" w:lastRowFirstColumn="0" w:lastRowLastColumn="0"/>
@@ -1701,30 +1971,13 @@
               <w:cnfStyle w:val="000000000000" w:firstRow="0" w:lastRow="0" w:firstColumn="0" w:lastColumn="0" w:oddVBand="0" w:evenVBand="0" w:oddHBand="0" w:evenHBand="0" w:firstRowFirstColumn="0" w:firstRowLastColumn="0" w:lastRowFirstColumn="0" w:lastRowLastColumn="0"/>
             </w:pPr>
             <w:r>
-              <w:t>10.2.150.0</w:t>
-            </w:r>
-          </w:p>
-        </w:tc>
-        <w:tc>
-          <w:tcPr>
-            <w:tcW w:w="1476" w:type="dxa"/>
-          </w:tcPr>
-          <w:p>
-            <w:pPr>
-              <w:jc w:val="center"/>
-              <w:cnfStyle w:val="000000000000" w:firstRow="0" w:lastRow="0" w:firstColumn="0" w:lastColumn="0" w:oddVBand="0" w:evenVBand="0" w:oddHBand="0" w:evenHBand="0" w:firstRowFirstColumn="0" w:firstRowLastColumn="0" w:lastRowFirstColumn="0" w:lastRowLastColumn="0"/>
-            </w:pPr>
-            <w:r>
-              <w:t>/</w:t>
-            </w:r>
-            <w:r>
-              <w:t>24</w:t>
-            </w:r>
-          </w:p>
-        </w:tc>
-        <w:tc>
-          <w:tcPr>
-            <w:tcW w:w="2202" w:type="dxa"/>
+              <w:t>10.2.150.0/24</w:t>
+            </w:r>
+          </w:p>
+        </w:tc>
+        <w:tc>
+          <w:tcPr>
+            <w:tcW w:w="3703" w:type="dxa"/>
           </w:tcPr>
           <w:p>
             <w:pPr>
@@ -1778,22 +2031,14 @@
               <w:jc w:val="center"/>
               <w:cnfStyle w:val="000000100000" w:firstRow="0" w:lastRow="0" w:firstColumn="0" w:lastColumn="0" w:oddVBand="0" w:evenVBand="0" w:oddHBand="1" w:evenHBand="0" w:firstRowFirstColumn="0" w:firstRowLastColumn="0" w:lastRowFirstColumn="0" w:lastRowLastColumn="0"/>
             </w:pPr>
-          </w:p>
-        </w:tc>
-        <w:tc>
-          <w:tcPr>
-            <w:tcW w:w="1476" w:type="dxa"/>
-          </w:tcPr>
-          <w:p>
-            <w:pPr>
-              <w:jc w:val="center"/>
-              <w:cnfStyle w:val="000000100000" w:firstRow="0" w:lastRow="0" w:firstColumn="0" w:lastColumn="0" w:oddVBand="0" w:evenVBand="0" w:oddHBand="1" w:evenHBand="0" w:firstRowFirstColumn="0" w:firstRowLastColumn="0" w:lastRowFirstColumn="0" w:lastRowLastColumn="0"/>
-            </w:pPr>
-          </w:p>
-        </w:tc>
-        <w:tc>
-          <w:tcPr>
-            <w:tcW w:w="2202" w:type="dxa"/>
+            <w:r>
+              <w:t>-</w:t>
+            </w:r>
+          </w:p>
+        </w:tc>
+        <w:tc>
+          <w:tcPr>
+            <w:tcW w:w="3703" w:type="dxa"/>
           </w:tcPr>
           <w:p>
             <w:pPr>
@@ -1819,15 +2064,14 @@
     <w:tbl>
       <w:tblPr>
         <w:tblStyle w:val="Tblzatrcsos5stt1jellszn"/>
-        <w:tblW w:w="0" w:type="auto"/>
+        <w:tblW w:w="9085" w:type="dxa"/>
         <w:tblLook w:val="04A0" w:firstRow="1" w:lastRow="0" w:firstColumn="1" w:lastColumn="0" w:noHBand="0" w:noVBand="1"/>
       </w:tblPr>
       <w:tblGrid>
         <w:gridCol w:w="2118"/>
         <w:gridCol w:w="995"/>
         <w:gridCol w:w="1582"/>
-        <w:gridCol w:w="1975"/>
-        <w:gridCol w:w="2390"/>
+        <w:gridCol w:w="4390"/>
       </w:tblGrid>
       <w:tr>
         <w:trPr>
@@ -1895,13 +2139,20 @@
                 <w:b w:val="0"/>
                 <w:bCs w:val="0"/>
               </w:rPr>
-              <w:t>IP címzés</w:t>
-            </w:r>
-          </w:p>
-        </w:tc>
-        <w:tc>
-          <w:tcPr>
-            <w:tcW w:w="1975" w:type="dxa"/>
+              <w:t xml:space="preserve">IP </w:t>
+            </w:r>
+            <w:r>
+              <w:rPr>
+                <w:b w:val="0"/>
+                <w:bCs w:val="0"/>
+              </w:rPr>
+              <w:t>hálózat</w:t>
+            </w:r>
+          </w:p>
+        </w:tc>
+        <w:tc>
+          <w:tcPr>
+            <w:tcW w:w="4390" w:type="dxa"/>
           </w:tcPr>
           <w:p>
             <w:pPr>
@@ -1917,28 +2168,6 @@
                 <w:b w:val="0"/>
                 <w:bCs w:val="0"/>
               </w:rPr>
-              <w:t>Alhálózati maszk</w:t>
-            </w:r>
-          </w:p>
-        </w:tc>
-        <w:tc>
-          <w:tcPr>
-            <w:tcW w:w="2390" w:type="dxa"/>
-          </w:tcPr>
-          <w:p>
-            <w:pPr>
-              <w:jc w:val="center"/>
-              <w:cnfStyle w:val="100000000000" w:firstRow="1" w:lastRow="0" w:firstColumn="0" w:lastColumn="0" w:oddVBand="0" w:evenVBand="0" w:oddHBand="0" w:evenHBand="0" w:firstRowFirstColumn="0" w:firstRowLastColumn="0" w:lastRowFirstColumn="0" w:lastRowLastColumn="0"/>
-              <w:rPr>
-                <w:b w:val="0"/>
-                <w:bCs w:val="0"/>
-              </w:rPr>
-            </w:pPr>
-            <w:r>
-              <w:rPr>
-                <w:b w:val="0"/>
-                <w:bCs w:val="0"/>
-              </w:rPr>
               <w:t>Leírás</w:t>
             </w:r>
           </w:p>
@@ -1986,33 +2215,16 @@
               <w:cnfStyle w:val="000000100000" w:firstRow="0" w:lastRow="0" w:firstColumn="0" w:lastColumn="0" w:oddVBand="0" w:evenVBand="0" w:oddHBand="1" w:evenHBand="0" w:firstRowFirstColumn="0" w:firstRowLastColumn="0" w:lastRowFirstColumn="0" w:lastRowLastColumn="0"/>
             </w:pPr>
             <w:r>
-              <w:t>10.3.</w:t>
-            </w:r>
-            <w:r>
-              <w:t>2</w:t>
-            </w:r>
-            <w:r>
-              <w:t>0.0</w:t>
-            </w:r>
-          </w:p>
-        </w:tc>
-        <w:tc>
-          <w:tcPr>
-            <w:tcW w:w="1975" w:type="dxa"/>
-          </w:tcPr>
-          <w:p>
-            <w:pPr>
-              <w:jc w:val="center"/>
-              <w:cnfStyle w:val="000000100000" w:firstRow="0" w:lastRow="0" w:firstColumn="0" w:lastColumn="0" w:oddVBand="0" w:evenVBand="0" w:oddHBand="1" w:evenHBand="0" w:firstRowFirstColumn="0" w:firstRowLastColumn="0" w:lastRowFirstColumn="0" w:lastRowLastColumn="0"/>
-            </w:pPr>
-            <w:r>
-              <w:t>255.255.255.0</w:t>
-            </w:r>
-          </w:p>
-        </w:tc>
-        <w:tc>
-          <w:tcPr>
-            <w:tcW w:w="2390" w:type="dxa"/>
+              <w:t>10.3.20.0</w:t>
+            </w:r>
+            <w:r>
+              <w:t>/24</w:t>
+            </w:r>
+          </w:p>
+        </w:tc>
+        <w:tc>
+          <w:tcPr>
+            <w:tcW w:w="4390" w:type="dxa"/>
           </w:tcPr>
           <w:p>
             <w:pPr>
@@ -2050,10 +2262,7 @@
               <w:cnfStyle w:val="000000000000" w:firstRow="0" w:lastRow="0" w:firstColumn="0" w:lastColumn="0" w:oddVBand="0" w:evenVBand="0" w:oddHBand="0" w:evenHBand="0" w:firstRowFirstColumn="0" w:firstRowLastColumn="0" w:lastRowFirstColumn="0" w:lastRowLastColumn="0"/>
             </w:pPr>
             <w:r>
-              <w:t>3</w:t>
-            </w:r>
-            <w:r>
-              <w:t>0</w:t>
+              <w:t>30</w:t>
             </w:r>
           </w:p>
         </w:tc>
@@ -2067,33 +2276,16 @@
               <w:cnfStyle w:val="000000000000" w:firstRow="0" w:lastRow="0" w:firstColumn="0" w:lastColumn="0" w:oddVBand="0" w:evenVBand="0" w:oddHBand="0" w:evenHBand="0" w:firstRowFirstColumn="0" w:firstRowLastColumn="0" w:lastRowFirstColumn="0" w:lastRowLastColumn="0"/>
             </w:pPr>
             <w:r>
-              <w:t>10.3.</w:t>
-            </w:r>
-            <w:r>
-              <w:t>3</w:t>
-            </w:r>
-            <w:r>
-              <w:t>0.0</w:t>
-            </w:r>
-          </w:p>
-        </w:tc>
-        <w:tc>
-          <w:tcPr>
-            <w:tcW w:w="1975" w:type="dxa"/>
-          </w:tcPr>
-          <w:p>
-            <w:pPr>
-              <w:jc w:val="center"/>
-              <w:cnfStyle w:val="000000000000" w:firstRow="0" w:lastRow="0" w:firstColumn="0" w:lastColumn="0" w:oddVBand="0" w:evenVBand="0" w:oddHBand="0" w:evenHBand="0" w:firstRowFirstColumn="0" w:firstRowLastColumn="0" w:lastRowFirstColumn="0" w:lastRowLastColumn="0"/>
-            </w:pPr>
-            <w:r>
-              <w:t>255.255.255.0</w:t>
-            </w:r>
-          </w:p>
-        </w:tc>
-        <w:tc>
-          <w:tcPr>
-            <w:tcW w:w="2390" w:type="dxa"/>
+              <w:t>10.3.30.0</w:t>
+            </w:r>
+            <w:r>
+              <w:t>/24</w:t>
+            </w:r>
+          </w:p>
+        </w:tc>
+        <w:tc>
+          <w:tcPr>
+            <w:tcW w:w="4390" w:type="dxa"/>
           </w:tcPr>
           <w:p>
             <w:pPr>
@@ -2148,33 +2340,16 @@
               <w:cnfStyle w:val="000000100000" w:firstRow="0" w:lastRow="0" w:firstColumn="0" w:lastColumn="0" w:oddVBand="0" w:evenVBand="0" w:oddHBand="1" w:evenHBand="0" w:firstRowFirstColumn="0" w:firstRowLastColumn="0" w:lastRowFirstColumn="0" w:lastRowLastColumn="0"/>
             </w:pPr>
             <w:r>
-              <w:t>10.3.</w:t>
-            </w:r>
-            <w:r>
-              <w:t>4</w:t>
-            </w:r>
-            <w:r>
-              <w:t>0.0</w:t>
-            </w:r>
-          </w:p>
-        </w:tc>
-        <w:tc>
-          <w:tcPr>
-            <w:tcW w:w="1975" w:type="dxa"/>
-          </w:tcPr>
-          <w:p>
-            <w:pPr>
-              <w:jc w:val="center"/>
-              <w:cnfStyle w:val="000000100000" w:firstRow="0" w:lastRow="0" w:firstColumn="0" w:lastColumn="0" w:oddVBand="0" w:evenVBand="0" w:oddHBand="1" w:evenHBand="0" w:firstRowFirstColumn="0" w:firstRowLastColumn="0" w:lastRowFirstColumn="0" w:lastRowLastColumn="0"/>
-            </w:pPr>
-            <w:r>
-              <w:t>255.255.255.0</w:t>
-            </w:r>
-          </w:p>
-        </w:tc>
-        <w:tc>
-          <w:tcPr>
-            <w:tcW w:w="2390" w:type="dxa"/>
+              <w:t>10.3.40.0</w:t>
+            </w:r>
+            <w:r>
+              <w:t>/24</w:t>
+            </w:r>
+          </w:p>
+        </w:tc>
+        <w:tc>
+          <w:tcPr>
+            <w:tcW w:w="4390" w:type="dxa"/>
           </w:tcPr>
           <w:p>
             <w:pPr>
@@ -2226,33 +2401,16 @@
               <w:cnfStyle w:val="000000000000" w:firstRow="0" w:lastRow="0" w:firstColumn="0" w:lastColumn="0" w:oddVBand="0" w:evenVBand="0" w:oddHBand="0" w:evenHBand="0" w:firstRowFirstColumn="0" w:firstRowLastColumn="0" w:lastRowFirstColumn="0" w:lastRowLastColumn="0"/>
             </w:pPr>
             <w:r>
-              <w:t>10.3.</w:t>
-            </w:r>
-            <w:r>
-              <w:t>5</w:t>
-            </w:r>
-            <w:r>
-              <w:t>0.0</w:t>
-            </w:r>
-          </w:p>
-        </w:tc>
-        <w:tc>
-          <w:tcPr>
-            <w:tcW w:w="1975" w:type="dxa"/>
-          </w:tcPr>
-          <w:p>
-            <w:pPr>
-              <w:jc w:val="center"/>
-              <w:cnfStyle w:val="000000000000" w:firstRow="0" w:lastRow="0" w:firstColumn="0" w:lastColumn="0" w:oddVBand="0" w:evenVBand="0" w:oddHBand="0" w:evenHBand="0" w:firstRowFirstColumn="0" w:firstRowLastColumn="0" w:lastRowFirstColumn="0" w:lastRowLastColumn="0"/>
-            </w:pPr>
-            <w:r>
-              <w:t>255.255.255.0</w:t>
-            </w:r>
-          </w:p>
-        </w:tc>
-        <w:tc>
-          <w:tcPr>
-            <w:tcW w:w="2390" w:type="dxa"/>
+              <w:t>10.3.50.0</w:t>
+            </w:r>
+            <w:r>
+              <w:t>/24</w:t>
+            </w:r>
+          </w:p>
+        </w:tc>
+        <w:tc>
+          <w:tcPr>
+            <w:tcW w:w="4390" w:type="dxa"/>
           </w:tcPr>
           <w:p>
             <w:pPr>
@@ -2307,33 +2465,16 @@
               <w:cnfStyle w:val="000000100000" w:firstRow="0" w:lastRow="0" w:firstColumn="0" w:lastColumn="0" w:oddVBand="0" w:evenVBand="0" w:oddHBand="1" w:evenHBand="0" w:firstRowFirstColumn="0" w:firstRowLastColumn="0" w:lastRowFirstColumn="0" w:lastRowLastColumn="0"/>
             </w:pPr>
             <w:r>
-              <w:t>10.3.</w:t>
-            </w:r>
-            <w:r>
-              <w:t>6</w:t>
-            </w:r>
-            <w:r>
-              <w:t>0.0</w:t>
-            </w:r>
-          </w:p>
-        </w:tc>
-        <w:tc>
-          <w:tcPr>
-            <w:tcW w:w="1975" w:type="dxa"/>
-          </w:tcPr>
-          <w:p>
-            <w:pPr>
-              <w:jc w:val="center"/>
-              <w:cnfStyle w:val="000000100000" w:firstRow="0" w:lastRow="0" w:firstColumn="0" w:lastColumn="0" w:oddVBand="0" w:evenVBand="0" w:oddHBand="1" w:evenHBand="0" w:firstRowFirstColumn="0" w:firstRowLastColumn="0" w:lastRowFirstColumn="0" w:lastRowLastColumn="0"/>
-            </w:pPr>
-            <w:r>
-              <w:t>255.255.255.0</w:t>
-            </w:r>
-          </w:p>
-        </w:tc>
-        <w:tc>
-          <w:tcPr>
-            <w:tcW w:w="2390" w:type="dxa"/>
+              <w:t>10.3.60.0</w:t>
+            </w:r>
+            <w:r>
+              <w:t>/24</w:t>
+            </w:r>
+          </w:p>
+        </w:tc>
+        <w:tc>
+          <w:tcPr>
+            <w:tcW w:w="4390" w:type="dxa"/>
           </w:tcPr>
           <w:p>
             <w:pPr>
@@ -2385,33 +2526,16 @@
               <w:cnfStyle w:val="000000000000" w:firstRow="0" w:lastRow="0" w:firstColumn="0" w:lastColumn="0" w:oddVBand="0" w:evenVBand="0" w:oddHBand="0" w:evenHBand="0" w:firstRowFirstColumn="0" w:firstRowLastColumn="0" w:lastRowFirstColumn="0" w:lastRowLastColumn="0"/>
             </w:pPr>
             <w:r>
-              <w:t>10.3.</w:t>
-            </w:r>
-            <w:r>
-              <w:t>1</w:t>
-            </w:r>
-            <w:r>
-              <w:t>0.0</w:t>
-            </w:r>
-          </w:p>
-        </w:tc>
-        <w:tc>
-          <w:tcPr>
-            <w:tcW w:w="1975" w:type="dxa"/>
-          </w:tcPr>
-          <w:p>
-            <w:pPr>
-              <w:jc w:val="center"/>
-              <w:cnfStyle w:val="000000000000" w:firstRow="0" w:lastRow="0" w:firstColumn="0" w:lastColumn="0" w:oddVBand="0" w:evenVBand="0" w:oddHBand="0" w:evenHBand="0" w:firstRowFirstColumn="0" w:firstRowLastColumn="0" w:lastRowFirstColumn="0" w:lastRowLastColumn="0"/>
-            </w:pPr>
-            <w:r>
-              <w:t>255.255.255.0</w:t>
-            </w:r>
-          </w:p>
-        </w:tc>
-        <w:tc>
-          <w:tcPr>
-            <w:tcW w:w="2390" w:type="dxa"/>
+              <w:t>10.3.10.0</w:t>
+            </w:r>
+            <w:r>
+              <w:t>/24</w:t>
+            </w:r>
+          </w:p>
+        </w:tc>
+        <w:tc>
+          <w:tcPr>
+            <w:tcW w:w="4390" w:type="dxa"/>
           </w:tcPr>
           <w:p>
             <w:pPr>
@@ -2420,6 +2544,132 @@
             </w:pPr>
             <w:r>
               <w:t>Szerverterem, IT munkatársak kliensei</w:t>
+            </w:r>
+          </w:p>
+        </w:tc>
+      </w:tr>
+      <w:tr>
+        <w:trPr>
+          <w:cnfStyle w:val="000000100000" w:firstRow="0" w:lastRow="0" w:firstColumn="0" w:lastColumn="0" w:oddVBand="0" w:evenVBand="0" w:oddHBand="1" w:evenHBand="0" w:firstRowFirstColumn="0" w:firstRowLastColumn="0" w:lastRowFirstColumn="0" w:lastRowLastColumn="0"/>
+          <w:trHeight w:val="288"/>
+        </w:trPr>
+        <w:tc>
+          <w:tcPr>
+            <w:cnfStyle w:val="001000000000" w:firstRow="0" w:lastRow="0" w:firstColumn="1" w:lastColumn="0" w:oddVBand="0" w:evenVBand="0" w:oddHBand="0" w:evenHBand="0" w:firstRowFirstColumn="0" w:firstRowLastColumn="0" w:lastRowFirstColumn="0" w:lastRowLastColumn="0"/>
+            <w:tcW w:w="2118" w:type="dxa"/>
+          </w:tcPr>
+          <w:p>
+            <w:pPr>
+              <w:jc w:val="center"/>
+            </w:pPr>
+            <w:r>
+              <w:t>ADMIN</w:t>
+            </w:r>
+          </w:p>
+        </w:tc>
+        <w:tc>
+          <w:tcPr>
+            <w:tcW w:w="995" w:type="dxa"/>
+          </w:tcPr>
+          <w:p>
+            <w:pPr>
+              <w:jc w:val="center"/>
+              <w:cnfStyle w:val="000000100000" w:firstRow="0" w:lastRow="0" w:firstColumn="0" w:lastColumn="0" w:oddVBand="0" w:evenVBand="0" w:oddHBand="1" w:evenHBand="0" w:firstRowFirstColumn="0" w:firstRowLastColumn="0" w:lastRowFirstColumn="0" w:lastRowLastColumn="0"/>
+            </w:pPr>
+            <w:r>
+              <w:t>150</w:t>
+            </w:r>
+          </w:p>
+        </w:tc>
+        <w:tc>
+          <w:tcPr>
+            <w:tcW w:w="1582" w:type="dxa"/>
+          </w:tcPr>
+          <w:p>
+            <w:pPr>
+              <w:jc w:val="center"/>
+              <w:cnfStyle w:val="000000100000" w:firstRow="0" w:lastRow="0" w:firstColumn="0" w:lastColumn="0" w:oddVBand="0" w:evenVBand="0" w:oddHBand="1" w:evenHBand="0" w:firstRowFirstColumn="0" w:firstRowLastColumn="0" w:lastRowFirstColumn="0" w:lastRowLastColumn="0"/>
+            </w:pPr>
+            <w:r>
+              <w:t>10.3.150.0</w:t>
+            </w:r>
+            <w:r>
+              <w:t>/24</w:t>
+            </w:r>
+          </w:p>
+        </w:tc>
+        <w:tc>
+          <w:tcPr>
+            <w:tcW w:w="4390" w:type="dxa"/>
+          </w:tcPr>
+          <w:p>
+            <w:pPr>
+              <w:jc w:val="center"/>
+              <w:cnfStyle w:val="000000100000" w:firstRow="0" w:lastRow="0" w:firstColumn="0" w:lastColumn="0" w:oddVBand="0" w:evenVBand="0" w:oddHBand="1" w:evenHBand="0" w:firstRowFirstColumn="0" w:firstRowLastColumn="0" w:lastRowFirstColumn="0" w:lastRowLastColumn="0"/>
+            </w:pPr>
+            <w:r>
+              <w:t>Management VLAN</w:t>
+            </w:r>
+          </w:p>
+        </w:tc>
+      </w:tr>
+      <w:tr>
+        <w:tc>
+          <w:tcPr>
+            <w:cnfStyle w:val="001000000000" w:firstRow="0" w:lastRow="0" w:firstColumn="1" w:lastColumn="0" w:oddVBand="0" w:evenVBand="0" w:oddHBand="0" w:evenHBand="0" w:firstRowFirstColumn="0" w:firstRowLastColumn="0" w:lastRowFirstColumn="0" w:lastRowLastColumn="0"/>
+            <w:tcW w:w="2118" w:type="dxa"/>
+          </w:tcPr>
+          <w:p>
+            <w:pPr>
+              <w:jc w:val="center"/>
+            </w:pPr>
+            <w:r>
+              <w:t>GUEST</w:t>
+            </w:r>
+          </w:p>
+        </w:tc>
+        <w:tc>
+          <w:tcPr>
+            <w:tcW w:w="995" w:type="dxa"/>
+          </w:tcPr>
+          <w:p>
+            <w:pPr>
+              <w:jc w:val="center"/>
+              <w:cnfStyle w:val="000000000000" w:firstRow="0" w:lastRow="0" w:firstColumn="0" w:lastColumn="0" w:oddVBand="0" w:evenVBand="0" w:oddHBand="0" w:evenHBand="0" w:firstRowFirstColumn="0" w:firstRowLastColumn="0" w:lastRowFirstColumn="0" w:lastRowLastColumn="0"/>
+            </w:pPr>
+            <w:r>
+              <w:t>200</w:t>
+            </w:r>
+          </w:p>
+        </w:tc>
+        <w:tc>
+          <w:tcPr>
+            <w:tcW w:w="1582" w:type="dxa"/>
+          </w:tcPr>
+          <w:p>
+            <w:pPr>
+              <w:jc w:val="center"/>
+              <w:cnfStyle w:val="000000000000" w:firstRow="0" w:lastRow="0" w:firstColumn="0" w:lastColumn="0" w:oddVBand="0" w:evenVBand="0" w:oddHBand="0" w:evenHBand="0" w:firstRowFirstColumn="0" w:firstRowLastColumn="0" w:lastRowFirstColumn="0" w:lastRowLastColumn="0"/>
+            </w:pPr>
+            <w:r>
+              <w:t>10.3.200.0</w:t>
+            </w:r>
+            <w:r>
+              <w:t>/24</w:t>
+            </w:r>
+          </w:p>
+        </w:tc>
+        <w:tc>
+          <w:tcPr>
+            <w:tcW w:w="4390" w:type="dxa"/>
+          </w:tcPr>
+          <w:p>
+            <w:pPr>
+              <w:jc w:val="center"/>
+              <w:cnfStyle w:val="000000000000" w:firstRow="0" w:lastRow="0" w:firstColumn="0" w:lastColumn="0" w:oddVBand="0" w:evenVBand="0" w:oddHBand="0" w:evenHBand="0" w:firstRowFirstColumn="0" w:firstRowLastColumn="0" w:lastRowFirstColumn="0" w:lastRowLastColumn="0"/>
+            </w:pPr>
+            <w:r>
+              <w:t>Vezeték nélküli klienseknek</w:t>
             </w:r>
           </w:p>
         </w:tc>
@@ -2438,7 +2688,7 @@
               <w:jc w:val="center"/>
             </w:pPr>
             <w:r>
-              <w:t>PHONE</w:t>
+              <w:t>NATIVE</w:t>
             </w:r>
           </w:p>
         </w:tc>
@@ -2452,7 +2702,7 @@
               <w:cnfStyle w:val="000000100000" w:firstRow="0" w:lastRow="0" w:firstColumn="0" w:lastColumn="0" w:oddVBand="0" w:evenVBand="0" w:oddHBand="1" w:evenHBand="0" w:firstRowFirstColumn="0" w:firstRowLastColumn="0" w:lastRowFirstColumn="0" w:lastRowLastColumn="0"/>
             </w:pPr>
             <w:r>
-              <w:t>90</w:t>
+              <w:t>999</w:t>
             </w:r>
           </w:p>
         </w:tc>
@@ -2466,255 +2716,18 @@
               <w:cnfStyle w:val="000000100000" w:firstRow="0" w:lastRow="0" w:firstColumn="0" w:lastColumn="0" w:oddVBand="0" w:evenVBand="0" w:oddHBand="1" w:evenHBand="0" w:firstRowFirstColumn="0" w:firstRowLastColumn="0" w:lastRowFirstColumn="0" w:lastRowLastColumn="0"/>
             </w:pPr>
             <w:r>
-              <w:t>10.3.90.0</w:t>
-            </w:r>
-          </w:p>
-        </w:tc>
-        <w:tc>
-          <w:tcPr>
-            <w:tcW w:w="1975" w:type="dxa"/>
-          </w:tcPr>
-          <w:p>
-            <w:pPr>
-              <w:jc w:val="center"/>
-              <w:cnfStyle w:val="000000100000" w:firstRow="0" w:lastRow="0" w:firstColumn="0" w:lastColumn="0" w:oddVBand="0" w:evenVBand="0" w:oddHBand="1" w:evenHBand="0" w:firstRowFirstColumn="0" w:firstRowLastColumn="0" w:lastRowFirstColumn="0" w:lastRowLastColumn="0"/>
-            </w:pPr>
-            <w:r>
-              <w:t>255.255.255.0</w:t>
-            </w:r>
-          </w:p>
-        </w:tc>
-        <w:tc>
-          <w:tcPr>
-            <w:tcW w:w="2390" w:type="dxa"/>
-          </w:tcPr>
-          <w:p>
-            <w:pPr>
-              <w:jc w:val="center"/>
-              <w:cnfStyle w:val="000000100000" w:firstRow="0" w:lastRow="0" w:firstColumn="0" w:lastColumn="0" w:oddVBand="0" w:evenVBand="0" w:oddHBand="1" w:evenHBand="0" w:firstRowFirstColumn="0" w:firstRowLastColumn="0" w:lastRowFirstColumn="0" w:lastRowLastColumn="0"/>
-            </w:pPr>
-            <w:r>
-              <w:t>IP telefonhálózat</w:t>
-            </w:r>
-          </w:p>
-        </w:tc>
-      </w:tr>
-      <w:tr>
-        <w:trPr>
-          <w:trHeight w:val="288"/>
-        </w:trPr>
-        <w:tc>
-          <w:tcPr>
-            <w:cnfStyle w:val="001000000000" w:firstRow="0" w:lastRow="0" w:firstColumn="1" w:lastColumn="0" w:oddVBand="0" w:evenVBand="0" w:oddHBand="0" w:evenHBand="0" w:firstRowFirstColumn="0" w:firstRowLastColumn="0" w:lastRowFirstColumn="0" w:lastRowLastColumn="0"/>
-            <w:tcW w:w="2118" w:type="dxa"/>
-          </w:tcPr>
-          <w:p>
-            <w:pPr>
-              <w:jc w:val="center"/>
-            </w:pPr>
-            <w:r>
-              <w:lastRenderedPageBreak/>
-              <w:t>ADMIN</w:t>
-            </w:r>
-          </w:p>
-        </w:tc>
-        <w:tc>
-          <w:tcPr>
-            <w:tcW w:w="995" w:type="dxa"/>
-          </w:tcPr>
-          <w:p>
-            <w:pPr>
-              <w:jc w:val="center"/>
-              <w:cnfStyle w:val="000000000000" w:firstRow="0" w:lastRow="0" w:firstColumn="0" w:lastColumn="0" w:oddVBand="0" w:evenVBand="0" w:oddHBand="0" w:evenHBand="0" w:firstRowFirstColumn="0" w:firstRowLastColumn="0" w:lastRowFirstColumn="0" w:lastRowLastColumn="0"/>
-            </w:pPr>
-            <w:r>
-              <w:t>150</w:t>
-            </w:r>
-          </w:p>
-        </w:tc>
-        <w:tc>
-          <w:tcPr>
-            <w:tcW w:w="1582" w:type="dxa"/>
-          </w:tcPr>
-          <w:p>
-            <w:pPr>
-              <w:jc w:val="center"/>
-              <w:cnfStyle w:val="000000000000" w:firstRow="0" w:lastRow="0" w:firstColumn="0" w:lastColumn="0" w:oddVBand="0" w:evenVBand="0" w:oddHBand="0" w:evenHBand="0" w:firstRowFirstColumn="0" w:firstRowLastColumn="0" w:lastRowFirstColumn="0" w:lastRowLastColumn="0"/>
-            </w:pPr>
-            <w:r>
-              <w:t>10.3.150.0</w:t>
-            </w:r>
-          </w:p>
-        </w:tc>
-        <w:tc>
-          <w:tcPr>
-            <w:tcW w:w="1975" w:type="dxa"/>
-          </w:tcPr>
-          <w:p>
-            <w:pPr>
-              <w:jc w:val="center"/>
-              <w:cnfStyle w:val="000000000000" w:firstRow="0" w:lastRow="0" w:firstColumn="0" w:lastColumn="0" w:oddVBand="0" w:evenVBand="0" w:oddHBand="0" w:evenHBand="0" w:firstRowFirstColumn="0" w:firstRowLastColumn="0" w:lastRowFirstColumn="0" w:lastRowLastColumn="0"/>
-            </w:pPr>
-            <w:r>
-              <w:t>255.255.255.</w:t>
-            </w:r>
-            <w:r>
-              <w:t>0</w:t>
-            </w:r>
-          </w:p>
-        </w:tc>
-        <w:tc>
-          <w:tcPr>
-            <w:tcW w:w="2390" w:type="dxa"/>
-          </w:tcPr>
-          <w:p>
-            <w:pPr>
-              <w:jc w:val="center"/>
-              <w:cnfStyle w:val="000000000000" w:firstRow="0" w:lastRow="0" w:firstColumn="0" w:lastColumn="0" w:oddVBand="0" w:evenVBand="0" w:oddHBand="0" w:evenHBand="0" w:firstRowFirstColumn="0" w:firstRowLastColumn="0" w:lastRowFirstColumn="0" w:lastRowLastColumn="0"/>
-            </w:pPr>
-            <w:r>
-              <w:t>Management VLAN</w:t>
-            </w:r>
-          </w:p>
-        </w:tc>
-      </w:tr>
-      <w:tr>
-        <w:trPr>
-          <w:cnfStyle w:val="000000100000" w:firstRow="0" w:lastRow="0" w:firstColumn="0" w:lastColumn="0" w:oddVBand="0" w:evenVBand="0" w:oddHBand="1" w:evenHBand="0" w:firstRowFirstColumn="0" w:firstRowLastColumn="0" w:lastRowFirstColumn="0" w:lastRowLastColumn="0"/>
-        </w:trPr>
-        <w:tc>
-          <w:tcPr>
-            <w:cnfStyle w:val="001000000000" w:firstRow="0" w:lastRow="0" w:firstColumn="1" w:lastColumn="0" w:oddVBand="0" w:evenVBand="0" w:oddHBand="0" w:evenHBand="0" w:firstRowFirstColumn="0" w:firstRowLastColumn="0" w:lastRowFirstColumn="0" w:lastRowLastColumn="0"/>
-            <w:tcW w:w="2118" w:type="dxa"/>
-          </w:tcPr>
-          <w:p>
-            <w:pPr>
-              <w:jc w:val="center"/>
-            </w:pPr>
-            <w:r>
-              <w:t>GUEST</w:t>
-            </w:r>
-          </w:p>
-        </w:tc>
-        <w:tc>
-          <w:tcPr>
-            <w:tcW w:w="995" w:type="dxa"/>
-          </w:tcPr>
-          <w:p>
-            <w:pPr>
-              <w:jc w:val="center"/>
-              <w:cnfStyle w:val="000000100000" w:firstRow="0" w:lastRow="0" w:firstColumn="0" w:lastColumn="0" w:oddVBand="0" w:evenVBand="0" w:oddHBand="1" w:evenHBand="0" w:firstRowFirstColumn="0" w:firstRowLastColumn="0" w:lastRowFirstColumn="0" w:lastRowLastColumn="0"/>
-            </w:pPr>
-            <w:r>
-              <w:t>200</w:t>
-            </w:r>
-          </w:p>
-        </w:tc>
-        <w:tc>
-          <w:tcPr>
-            <w:tcW w:w="1582" w:type="dxa"/>
-          </w:tcPr>
-          <w:p>
-            <w:pPr>
-              <w:jc w:val="center"/>
-              <w:cnfStyle w:val="000000100000" w:firstRow="0" w:lastRow="0" w:firstColumn="0" w:lastColumn="0" w:oddVBand="0" w:evenVBand="0" w:oddHBand="1" w:evenHBand="0" w:firstRowFirstColumn="0" w:firstRowLastColumn="0" w:lastRowFirstColumn="0" w:lastRowLastColumn="0"/>
-            </w:pPr>
-            <w:r>
-              <w:t>10.3.200.0</w:t>
-            </w:r>
-          </w:p>
-        </w:tc>
-        <w:tc>
-          <w:tcPr>
-            <w:tcW w:w="1975" w:type="dxa"/>
-          </w:tcPr>
-          <w:p>
-            <w:pPr>
-              <w:jc w:val="center"/>
-              <w:cnfStyle w:val="000000100000" w:firstRow="0" w:lastRow="0" w:firstColumn="0" w:lastColumn="0" w:oddVBand="0" w:evenVBand="0" w:oddHBand="1" w:evenHBand="0" w:firstRowFirstColumn="0" w:firstRowLastColumn="0" w:lastRowFirstColumn="0" w:lastRowLastColumn="0"/>
-            </w:pPr>
-            <w:r>
-              <w:t>255.255.255.</w:t>
-            </w:r>
-            <w:r>
-              <w:t>0</w:t>
-            </w:r>
-          </w:p>
-        </w:tc>
-        <w:tc>
-          <w:tcPr>
-            <w:tcW w:w="2390" w:type="dxa"/>
-          </w:tcPr>
-          <w:p>
-            <w:pPr>
-              <w:jc w:val="center"/>
-              <w:cnfStyle w:val="000000100000" w:firstRow="0" w:lastRow="0" w:firstColumn="0" w:lastColumn="0" w:oddVBand="0" w:evenVBand="0" w:oddHBand="1" w:evenHBand="0" w:firstRowFirstColumn="0" w:firstRowLastColumn="0" w:lastRowFirstColumn="0" w:lastRowLastColumn="0"/>
-            </w:pPr>
-            <w:r>
-              <w:t>Vezeték nélküli klienseknek</w:t>
-            </w:r>
-          </w:p>
-        </w:tc>
-      </w:tr>
-      <w:tr>
-        <w:tc>
-          <w:tcPr>
-            <w:cnfStyle w:val="001000000000" w:firstRow="0" w:lastRow="0" w:firstColumn="1" w:lastColumn="0" w:oddVBand="0" w:evenVBand="0" w:oddHBand="0" w:evenHBand="0" w:firstRowFirstColumn="0" w:firstRowLastColumn="0" w:lastRowFirstColumn="0" w:lastRowLastColumn="0"/>
-            <w:tcW w:w="2118" w:type="dxa"/>
-          </w:tcPr>
-          <w:p>
-            <w:pPr>
-              <w:jc w:val="center"/>
-            </w:pPr>
-            <w:r>
-              <w:t>NATIVE</w:t>
-            </w:r>
-          </w:p>
-        </w:tc>
-        <w:tc>
-          <w:tcPr>
-            <w:tcW w:w="995" w:type="dxa"/>
-          </w:tcPr>
-          <w:p>
-            <w:pPr>
-              <w:jc w:val="center"/>
-              <w:cnfStyle w:val="000000000000" w:firstRow="0" w:lastRow="0" w:firstColumn="0" w:lastColumn="0" w:oddVBand="0" w:evenVBand="0" w:oddHBand="0" w:evenHBand="0" w:firstRowFirstColumn="0" w:firstRowLastColumn="0" w:lastRowFirstColumn="0" w:lastRowLastColumn="0"/>
-            </w:pPr>
-            <w:r>
-              <w:t>999</w:t>
-            </w:r>
-          </w:p>
-        </w:tc>
-        <w:tc>
-          <w:tcPr>
-            <w:tcW w:w="1582" w:type="dxa"/>
-          </w:tcPr>
-          <w:p>
-            <w:pPr>
-              <w:jc w:val="center"/>
-              <w:cnfStyle w:val="000000000000" w:firstRow="0" w:lastRow="0" w:firstColumn="0" w:lastColumn="0" w:oddVBand="0" w:evenVBand="0" w:oddHBand="0" w:evenHBand="0" w:firstRowFirstColumn="0" w:firstRowLastColumn="0" w:lastRowFirstColumn="0" w:lastRowLastColumn="0"/>
-            </w:pPr>
-          </w:p>
-        </w:tc>
-        <w:tc>
-          <w:tcPr>
-            <w:tcW w:w="1975" w:type="dxa"/>
-          </w:tcPr>
-          <w:p>
-            <w:pPr>
-              <w:jc w:val="center"/>
-              <w:cnfStyle w:val="000000000000" w:firstRow="0" w:lastRow="0" w:firstColumn="0" w:lastColumn="0" w:oddVBand="0" w:evenVBand="0" w:oddHBand="0" w:evenHBand="0" w:firstRowFirstColumn="0" w:firstRowLastColumn="0" w:lastRowFirstColumn="0" w:lastRowLastColumn="0"/>
-            </w:pPr>
-          </w:p>
-        </w:tc>
-        <w:tc>
-          <w:tcPr>
-            <w:tcW w:w="2390" w:type="dxa"/>
-          </w:tcPr>
-          <w:p>
-            <w:pPr>
-              <w:jc w:val="center"/>
-              <w:cnfStyle w:val="000000000000" w:firstRow="0" w:lastRow="0" w:firstColumn="0" w:lastColumn="0" w:oddVBand="0" w:evenVBand="0" w:oddHBand="0" w:evenHBand="0" w:firstRowFirstColumn="0" w:firstRowLastColumn="0" w:lastRowFirstColumn="0" w:lastRowLastColumn="0"/>
+              <w:t>-</w:t>
+            </w:r>
+          </w:p>
+        </w:tc>
+        <w:tc>
+          <w:tcPr>
+            <w:tcW w:w="4390" w:type="dxa"/>
+          </w:tcPr>
+          <w:p>
+            <w:pPr>
+              <w:jc w:val="center"/>
+              <w:cnfStyle w:val="000000100000" w:firstRow="0" w:lastRow="0" w:firstColumn="0" w:lastColumn="0" w:oddVBand="0" w:evenVBand="0" w:oddHBand="1" w:evenHBand="0" w:firstRowFirstColumn="0" w:firstRowLastColumn="0" w:lastRowFirstColumn="0" w:lastRowLastColumn="0"/>
             </w:pPr>
             <w:r>
               <w:t>Natív</w:t>
@@ -2735,15 +2748,14 @@
     <w:tbl>
       <w:tblPr>
         <w:tblStyle w:val="Tblzatrcsos5stt1jellszn"/>
-        <w:tblW w:w="0" w:type="auto"/>
+        <w:tblW w:w="9085" w:type="dxa"/>
         <w:tblLook w:val="04A0" w:firstRow="1" w:lastRow="0" w:firstColumn="1" w:lastColumn="0" w:noHBand="0" w:noVBand="1"/>
       </w:tblPr>
       <w:tblGrid>
         <w:gridCol w:w="2118"/>
         <w:gridCol w:w="995"/>
         <w:gridCol w:w="1582"/>
-        <w:gridCol w:w="1975"/>
-        <w:gridCol w:w="2390"/>
+        <w:gridCol w:w="4390"/>
       </w:tblGrid>
       <w:tr>
         <w:trPr>
@@ -2811,13 +2823,20 @@
                 <w:b w:val="0"/>
                 <w:bCs w:val="0"/>
               </w:rPr>
-              <w:t>IP címzés</w:t>
-            </w:r>
-          </w:p>
-        </w:tc>
-        <w:tc>
-          <w:tcPr>
-            <w:tcW w:w="1975" w:type="dxa"/>
+              <w:t xml:space="preserve">IP </w:t>
+            </w:r>
+            <w:r>
+              <w:rPr>
+                <w:b w:val="0"/>
+                <w:bCs w:val="0"/>
+              </w:rPr>
+              <w:t>hálózat</w:t>
+            </w:r>
+          </w:p>
+        </w:tc>
+        <w:tc>
+          <w:tcPr>
+            <w:tcW w:w="4390" w:type="dxa"/>
           </w:tcPr>
           <w:p>
             <w:pPr>
@@ -2833,28 +2852,6 @@
                 <w:b w:val="0"/>
                 <w:bCs w:val="0"/>
               </w:rPr>
-              <w:t>Alhálózati maszk</w:t>
-            </w:r>
-          </w:p>
-        </w:tc>
-        <w:tc>
-          <w:tcPr>
-            <w:tcW w:w="2390" w:type="dxa"/>
-          </w:tcPr>
-          <w:p>
-            <w:pPr>
-              <w:jc w:val="center"/>
-              <w:cnfStyle w:val="100000000000" w:firstRow="1" w:lastRow="0" w:firstColumn="0" w:lastColumn="0" w:oddVBand="0" w:evenVBand="0" w:oddHBand="0" w:evenHBand="0" w:firstRowFirstColumn="0" w:firstRowLastColumn="0" w:lastRowFirstColumn="0" w:lastRowLastColumn="0"/>
-              <w:rPr>
-                <w:b w:val="0"/>
-                <w:bCs w:val="0"/>
-              </w:rPr>
-            </w:pPr>
-            <w:r>
-              <w:rPr>
-                <w:b w:val="0"/>
-                <w:bCs w:val="0"/>
-              </w:rPr>
               <w:t>Leírás</w:t>
             </w:r>
           </w:p>
@@ -2902,33 +2899,16 @@
               <w:cnfStyle w:val="000000100000" w:firstRow="0" w:lastRow="0" w:firstColumn="0" w:lastColumn="0" w:oddVBand="0" w:evenVBand="0" w:oddHBand="1" w:evenHBand="0" w:firstRowFirstColumn="0" w:firstRowLastColumn="0" w:lastRowFirstColumn="0" w:lastRowLastColumn="0"/>
             </w:pPr>
             <w:r>
-              <w:t>10.4.</w:t>
-            </w:r>
-            <w:r>
-              <w:t>2</w:t>
-            </w:r>
-            <w:r>
-              <w:t>0.0</w:t>
-            </w:r>
-          </w:p>
-        </w:tc>
-        <w:tc>
-          <w:tcPr>
-            <w:tcW w:w="1975" w:type="dxa"/>
-          </w:tcPr>
-          <w:p>
-            <w:pPr>
-              <w:jc w:val="center"/>
-              <w:cnfStyle w:val="000000100000" w:firstRow="0" w:lastRow="0" w:firstColumn="0" w:lastColumn="0" w:oddVBand="0" w:evenVBand="0" w:oddHBand="1" w:evenHBand="0" w:firstRowFirstColumn="0" w:firstRowLastColumn="0" w:lastRowFirstColumn="0" w:lastRowLastColumn="0"/>
-            </w:pPr>
-            <w:r>
-              <w:t>255.255.255.0</w:t>
-            </w:r>
-          </w:p>
-        </w:tc>
-        <w:tc>
-          <w:tcPr>
-            <w:tcW w:w="2390" w:type="dxa"/>
+              <w:t>10.4.20.0</w:t>
+            </w:r>
+            <w:r>
+              <w:t>/24</w:t>
+            </w:r>
+          </w:p>
+        </w:tc>
+        <w:tc>
+          <w:tcPr>
+            <w:tcW w:w="4390" w:type="dxa"/>
           </w:tcPr>
           <w:p>
             <w:pPr>
@@ -2980,33 +2960,16 @@
               <w:cnfStyle w:val="000000000000" w:firstRow="0" w:lastRow="0" w:firstColumn="0" w:lastColumn="0" w:oddVBand="0" w:evenVBand="0" w:oddHBand="0" w:evenHBand="0" w:firstRowFirstColumn="0" w:firstRowLastColumn="0" w:lastRowFirstColumn="0" w:lastRowLastColumn="0"/>
             </w:pPr>
             <w:r>
-              <w:t>10.4.</w:t>
-            </w:r>
-            <w:r>
-              <w:t>3</w:t>
-            </w:r>
-            <w:r>
-              <w:t>0.0</w:t>
-            </w:r>
-          </w:p>
-        </w:tc>
-        <w:tc>
-          <w:tcPr>
-            <w:tcW w:w="1975" w:type="dxa"/>
-          </w:tcPr>
-          <w:p>
-            <w:pPr>
-              <w:jc w:val="center"/>
-              <w:cnfStyle w:val="000000000000" w:firstRow="0" w:lastRow="0" w:firstColumn="0" w:lastColumn="0" w:oddVBand="0" w:evenVBand="0" w:oddHBand="0" w:evenHBand="0" w:firstRowFirstColumn="0" w:firstRowLastColumn="0" w:lastRowFirstColumn="0" w:lastRowLastColumn="0"/>
-            </w:pPr>
-            <w:r>
-              <w:t>255.255.255.0</w:t>
-            </w:r>
-          </w:p>
-        </w:tc>
-        <w:tc>
-          <w:tcPr>
-            <w:tcW w:w="2390" w:type="dxa"/>
+              <w:t>10.4.30.0</w:t>
+            </w:r>
+            <w:r>
+              <w:t>/24</w:t>
+            </w:r>
+          </w:p>
+        </w:tc>
+        <w:tc>
+          <w:tcPr>
+            <w:tcW w:w="4390" w:type="dxa"/>
           </w:tcPr>
           <w:p>
             <w:pPr>
@@ -3061,33 +3024,16 @@
               <w:cnfStyle w:val="000000100000" w:firstRow="0" w:lastRow="0" w:firstColumn="0" w:lastColumn="0" w:oddVBand="0" w:evenVBand="0" w:oddHBand="1" w:evenHBand="0" w:firstRowFirstColumn="0" w:firstRowLastColumn="0" w:lastRowFirstColumn="0" w:lastRowLastColumn="0"/>
             </w:pPr>
             <w:r>
-              <w:t>10.4.</w:t>
-            </w:r>
-            <w:r>
-              <w:t>4</w:t>
-            </w:r>
-            <w:r>
-              <w:t>0.0</w:t>
-            </w:r>
-          </w:p>
-        </w:tc>
-        <w:tc>
-          <w:tcPr>
-            <w:tcW w:w="1975" w:type="dxa"/>
-          </w:tcPr>
-          <w:p>
-            <w:pPr>
-              <w:jc w:val="center"/>
-              <w:cnfStyle w:val="000000100000" w:firstRow="0" w:lastRow="0" w:firstColumn="0" w:lastColumn="0" w:oddVBand="0" w:evenVBand="0" w:oddHBand="1" w:evenHBand="0" w:firstRowFirstColumn="0" w:firstRowLastColumn="0" w:lastRowFirstColumn="0" w:lastRowLastColumn="0"/>
-            </w:pPr>
-            <w:r>
-              <w:t>255.255.255.0</w:t>
-            </w:r>
-          </w:p>
-        </w:tc>
-        <w:tc>
-          <w:tcPr>
-            <w:tcW w:w="2390" w:type="dxa"/>
+              <w:t>10.4.40.0</w:t>
+            </w:r>
+            <w:r>
+              <w:t>/24</w:t>
+            </w:r>
+          </w:p>
+        </w:tc>
+        <w:tc>
+          <w:tcPr>
+            <w:tcW w:w="4390" w:type="dxa"/>
           </w:tcPr>
           <w:p>
             <w:pPr>
@@ -3139,33 +3085,16 @@
               <w:cnfStyle w:val="000000000000" w:firstRow="0" w:lastRow="0" w:firstColumn="0" w:lastColumn="0" w:oddVBand="0" w:evenVBand="0" w:oddHBand="0" w:evenHBand="0" w:firstRowFirstColumn="0" w:firstRowLastColumn="0" w:lastRowFirstColumn="0" w:lastRowLastColumn="0"/>
             </w:pPr>
             <w:r>
-              <w:t>10.4.</w:t>
-            </w:r>
-            <w:r>
-              <w:t>5</w:t>
-            </w:r>
-            <w:r>
-              <w:t>0.0</w:t>
-            </w:r>
-          </w:p>
-        </w:tc>
-        <w:tc>
-          <w:tcPr>
-            <w:tcW w:w="1975" w:type="dxa"/>
-          </w:tcPr>
-          <w:p>
-            <w:pPr>
-              <w:jc w:val="center"/>
-              <w:cnfStyle w:val="000000000000" w:firstRow="0" w:lastRow="0" w:firstColumn="0" w:lastColumn="0" w:oddVBand="0" w:evenVBand="0" w:oddHBand="0" w:evenHBand="0" w:firstRowFirstColumn="0" w:firstRowLastColumn="0" w:lastRowFirstColumn="0" w:lastRowLastColumn="0"/>
-            </w:pPr>
-            <w:r>
-              <w:t>255.255.255.0</w:t>
-            </w:r>
-          </w:p>
-        </w:tc>
-        <w:tc>
-          <w:tcPr>
-            <w:tcW w:w="2390" w:type="dxa"/>
+              <w:t>10.4.50.0</w:t>
+            </w:r>
+            <w:r>
+              <w:t>/24</w:t>
+            </w:r>
+          </w:p>
+        </w:tc>
+        <w:tc>
+          <w:tcPr>
+            <w:tcW w:w="4390" w:type="dxa"/>
           </w:tcPr>
           <w:p>
             <w:pPr>
@@ -3220,33 +3149,16 @@
               <w:cnfStyle w:val="000000100000" w:firstRow="0" w:lastRow="0" w:firstColumn="0" w:lastColumn="0" w:oddVBand="0" w:evenVBand="0" w:oddHBand="1" w:evenHBand="0" w:firstRowFirstColumn="0" w:firstRowLastColumn="0" w:lastRowFirstColumn="0" w:lastRowLastColumn="0"/>
             </w:pPr>
             <w:r>
-              <w:t>10.4.</w:t>
-            </w:r>
-            <w:r>
-              <w:t>6</w:t>
-            </w:r>
-            <w:r>
-              <w:t>0.0</w:t>
-            </w:r>
-          </w:p>
-        </w:tc>
-        <w:tc>
-          <w:tcPr>
-            <w:tcW w:w="1975" w:type="dxa"/>
-          </w:tcPr>
-          <w:p>
-            <w:pPr>
-              <w:jc w:val="center"/>
-              <w:cnfStyle w:val="000000100000" w:firstRow="0" w:lastRow="0" w:firstColumn="0" w:lastColumn="0" w:oddVBand="0" w:evenVBand="0" w:oddHBand="1" w:evenHBand="0" w:firstRowFirstColumn="0" w:firstRowLastColumn="0" w:lastRowFirstColumn="0" w:lastRowLastColumn="0"/>
-            </w:pPr>
-            <w:r>
-              <w:t>255.255.255.0</w:t>
-            </w:r>
-          </w:p>
-        </w:tc>
-        <w:tc>
-          <w:tcPr>
-            <w:tcW w:w="2390" w:type="dxa"/>
+              <w:t>10.4.60.0</w:t>
+            </w:r>
+            <w:r>
+              <w:t>/24</w:t>
+            </w:r>
+          </w:p>
+        </w:tc>
+        <w:tc>
+          <w:tcPr>
+            <w:tcW w:w="4390" w:type="dxa"/>
           </w:tcPr>
           <w:p>
             <w:pPr>
@@ -3298,39 +3210,16 @@
               <w:cnfStyle w:val="000000000000" w:firstRow="0" w:lastRow="0" w:firstColumn="0" w:lastColumn="0" w:oddVBand="0" w:evenVBand="0" w:oddHBand="0" w:evenHBand="0" w:firstRowFirstColumn="0" w:firstRowLastColumn="0" w:lastRowFirstColumn="0" w:lastRowLastColumn="0"/>
             </w:pPr>
             <w:r>
-              <w:t>10.</w:t>
-            </w:r>
-            <w:r>
-              <w:t>3</w:t>
-            </w:r>
-            <w:r>
-              <w:t>.</w:t>
-            </w:r>
-            <w:r>
-              <w:t>1</w:t>
-            </w:r>
-            <w:r>
-              <w:t>0.0</w:t>
-            </w:r>
-          </w:p>
-        </w:tc>
-        <w:tc>
-          <w:tcPr>
-            <w:tcW w:w="1975" w:type="dxa"/>
-          </w:tcPr>
-          <w:p>
-            <w:pPr>
-              <w:jc w:val="center"/>
-              <w:cnfStyle w:val="000000000000" w:firstRow="0" w:lastRow="0" w:firstColumn="0" w:lastColumn="0" w:oddVBand="0" w:evenVBand="0" w:oddHBand="0" w:evenHBand="0" w:firstRowFirstColumn="0" w:firstRowLastColumn="0" w:lastRowFirstColumn="0" w:lastRowLastColumn="0"/>
-            </w:pPr>
-            <w:r>
-              <w:t>255.255.255.0</w:t>
-            </w:r>
-          </w:p>
-        </w:tc>
-        <w:tc>
-          <w:tcPr>
-            <w:tcW w:w="2390" w:type="dxa"/>
+              <w:t>10.3.10.0</w:t>
+            </w:r>
+            <w:r>
+              <w:t>/24</w:t>
+            </w:r>
+          </w:p>
+        </w:tc>
+        <w:tc>
+          <w:tcPr>
+            <w:tcW w:w="4390" w:type="dxa"/>
           </w:tcPr>
           <w:p>
             <w:pPr>
@@ -3339,6 +3228,132 @@
             </w:pPr>
             <w:r>
               <w:t>Szerverterem, IT munkatársak kliensei</w:t>
+            </w:r>
+          </w:p>
+        </w:tc>
+      </w:tr>
+      <w:tr>
+        <w:trPr>
+          <w:cnfStyle w:val="000000100000" w:firstRow="0" w:lastRow="0" w:firstColumn="0" w:lastColumn="0" w:oddVBand="0" w:evenVBand="0" w:oddHBand="1" w:evenHBand="0" w:firstRowFirstColumn="0" w:firstRowLastColumn="0" w:lastRowFirstColumn="0" w:lastRowLastColumn="0"/>
+          <w:trHeight w:val="288"/>
+        </w:trPr>
+        <w:tc>
+          <w:tcPr>
+            <w:cnfStyle w:val="001000000000" w:firstRow="0" w:lastRow="0" w:firstColumn="1" w:lastColumn="0" w:oddVBand="0" w:evenVBand="0" w:oddHBand="0" w:evenHBand="0" w:firstRowFirstColumn="0" w:firstRowLastColumn="0" w:lastRowFirstColumn="0" w:lastRowLastColumn="0"/>
+            <w:tcW w:w="2118" w:type="dxa"/>
+          </w:tcPr>
+          <w:p>
+            <w:pPr>
+              <w:jc w:val="center"/>
+            </w:pPr>
+            <w:r>
+              <w:t>ADMIN</w:t>
+            </w:r>
+          </w:p>
+        </w:tc>
+        <w:tc>
+          <w:tcPr>
+            <w:tcW w:w="995" w:type="dxa"/>
+          </w:tcPr>
+          <w:p>
+            <w:pPr>
+              <w:jc w:val="center"/>
+              <w:cnfStyle w:val="000000100000" w:firstRow="0" w:lastRow="0" w:firstColumn="0" w:lastColumn="0" w:oddVBand="0" w:evenVBand="0" w:oddHBand="1" w:evenHBand="0" w:firstRowFirstColumn="0" w:firstRowLastColumn="0" w:lastRowFirstColumn="0" w:lastRowLastColumn="0"/>
+            </w:pPr>
+            <w:r>
+              <w:t>150</w:t>
+            </w:r>
+          </w:p>
+        </w:tc>
+        <w:tc>
+          <w:tcPr>
+            <w:tcW w:w="1582" w:type="dxa"/>
+          </w:tcPr>
+          <w:p>
+            <w:pPr>
+              <w:jc w:val="center"/>
+              <w:cnfStyle w:val="000000100000" w:firstRow="0" w:lastRow="0" w:firstColumn="0" w:lastColumn="0" w:oddVBand="0" w:evenVBand="0" w:oddHBand="1" w:evenHBand="0" w:firstRowFirstColumn="0" w:firstRowLastColumn="0" w:lastRowFirstColumn="0" w:lastRowLastColumn="0"/>
+            </w:pPr>
+            <w:r>
+              <w:t>10.4.150.0</w:t>
+            </w:r>
+            <w:r>
+              <w:t>/24</w:t>
+            </w:r>
+          </w:p>
+        </w:tc>
+        <w:tc>
+          <w:tcPr>
+            <w:tcW w:w="4390" w:type="dxa"/>
+          </w:tcPr>
+          <w:p>
+            <w:pPr>
+              <w:jc w:val="center"/>
+              <w:cnfStyle w:val="000000100000" w:firstRow="0" w:lastRow="0" w:firstColumn="0" w:lastColumn="0" w:oddVBand="0" w:evenVBand="0" w:oddHBand="1" w:evenHBand="0" w:firstRowFirstColumn="0" w:firstRowLastColumn="0" w:lastRowFirstColumn="0" w:lastRowLastColumn="0"/>
+            </w:pPr>
+            <w:r>
+              <w:t>Management VLAN</w:t>
+            </w:r>
+          </w:p>
+        </w:tc>
+      </w:tr>
+      <w:tr>
+        <w:tc>
+          <w:tcPr>
+            <w:cnfStyle w:val="001000000000" w:firstRow="0" w:lastRow="0" w:firstColumn="1" w:lastColumn="0" w:oddVBand="0" w:evenVBand="0" w:oddHBand="0" w:evenHBand="0" w:firstRowFirstColumn="0" w:firstRowLastColumn="0" w:lastRowFirstColumn="0" w:lastRowLastColumn="0"/>
+            <w:tcW w:w="2118" w:type="dxa"/>
+          </w:tcPr>
+          <w:p>
+            <w:pPr>
+              <w:jc w:val="center"/>
+            </w:pPr>
+            <w:r>
+              <w:t>GUEST</w:t>
+            </w:r>
+          </w:p>
+        </w:tc>
+        <w:tc>
+          <w:tcPr>
+            <w:tcW w:w="995" w:type="dxa"/>
+          </w:tcPr>
+          <w:p>
+            <w:pPr>
+              <w:jc w:val="center"/>
+              <w:cnfStyle w:val="000000000000" w:firstRow="0" w:lastRow="0" w:firstColumn="0" w:lastColumn="0" w:oddVBand="0" w:evenVBand="0" w:oddHBand="0" w:evenHBand="0" w:firstRowFirstColumn="0" w:firstRowLastColumn="0" w:lastRowFirstColumn="0" w:lastRowLastColumn="0"/>
+            </w:pPr>
+            <w:r>
+              <w:t>200</w:t>
+            </w:r>
+          </w:p>
+        </w:tc>
+        <w:tc>
+          <w:tcPr>
+            <w:tcW w:w="1582" w:type="dxa"/>
+          </w:tcPr>
+          <w:p>
+            <w:pPr>
+              <w:jc w:val="center"/>
+              <w:cnfStyle w:val="000000000000" w:firstRow="0" w:lastRow="0" w:firstColumn="0" w:lastColumn="0" w:oddVBand="0" w:evenVBand="0" w:oddHBand="0" w:evenHBand="0" w:firstRowFirstColumn="0" w:firstRowLastColumn="0" w:lastRowFirstColumn="0" w:lastRowLastColumn="0"/>
+            </w:pPr>
+            <w:r>
+              <w:t>10.4.200.0</w:t>
+            </w:r>
+            <w:r>
+              <w:t>/24</w:t>
+            </w:r>
+          </w:p>
+        </w:tc>
+        <w:tc>
+          <w:tcPr>
+            <w:tcW w:w="4390" w:type="dxa"/>
+          </w:tcPr>
+          <w:p>
+            <w:pPr>
+              <w:jc w:val="center"/>
+              <w:cnfStyle w:val="000000000000" w:firstRow="0" w:lastRow="0" w:firstColumn="0" w:lastColumn="0" w:oddVBand="0" w:evenVBand="0" w:oddHBand="0" w:evenHBand="0" w:firstRowFirstColumn="0" w:firstRowLastColumn="0" w:lastRowFirstColumn="0" w:lastRowLastColumn="0"/>
+            </w:pPr>
+            <w:r>
+              <w:t>Vezeték nélküli klienseknek</w:t>
             </w:r>
           </w:p>
         </w:tc>
@@ -3357,7 +3372,7 @@
               <w:jc w:val="center"/>
             </w:pPr>
             <w:r>
-              <w:t>PHONE</w:t>
+              <w:t>NATIVE</w:t>
             </w:r>
           </w:p>
         </w:tc>
@@ -3371,7 +3386,7 @@
               <w:cnfStyle w:val="000000100000" w:firstRow="0" w:lastRow="0" w:firstColumn="0" w:lastColumn="0" w:oddVBand="0" w:evenVBand="0" w:oddHBand="1" w:evenHBand="0" w:firstRowFirstColumn="0" w:firstRowLastColumn="0" w:lastRowFirstColumn="0" w:lastRowLastColumn="0"/>
             </w:pPr>
             <w:r>
-              <w:t>90</w:t>
+              <w:t>999</w:t>
             </w:r>
           </w:p>
         </w:tc>
@@ -3385,254 +3400,18 @@
               <w:cnfStyle w:val="000000100000" w:firstRow="0" w:lastRow="0" w:firstColumn="0" w:lastColumn="0" w:oddVBand="0" w:evenVBand="0" w:oddHBand="1" w:evenHBand="0" w:firstRowFirstColumn="0" w:firstRowLastColumn="0" w:lastRowFirstColumn="0" w:lastRowLastColumn="0"/>
             </w:pPr>
             <w:r>
-              <w:t>10.4.90.0</w:t>
-            </w:r>
-          </w:p>
-        </w:tc>
-        <w:tc>
-          <w:tcPr>
-            <w:tcW w:w="1975" w:type="dxa"/>
-          </w:tcPr>
-          <w:p>
-            <w:pPr>
-              <w:jc w:val="center"/>
-              <w:cnfStyle w:val="000000100000" w:firstRow="0" w:lastRow="0" w:firstColumn="0" w:lastColumn="0" w:oddVBand="0" w:evenVBand="0" w:oddHBand="1" w:evenHBand="0" w:firstRowFirstColumn="0" w:firstRowLastColumn="0" w:lastRowFirstColumn="0" w:lastRowLastColumn="0"/>
-            </w:pPr>
-            <w:r>
-              <w:t>255.255.255.0</w:t>
-            </w:r>
-          </w:p>
-        </w:tc>
-        <w:tc>
-          <w:tcPr>
-            <w:tcW w:w="2390" w:type="dxa"/>
-          </w:tcPr>
-          <w:p>
-            <w:pPr>
-              <w:jc w:val="center"/>
-              <w:cnfStyle w:val="000000100000" w:firstRow="0" w:lastRow="0" w:firstColumn="0" w:lastColumn="0" w:oddVBand="0" w:evenVBand="0" w:oddHBand="1" w:evenHBand="0" w:firstRowFirstColumn="0" w:firstRowLastColumn="0" w:lastRowFirstColumn="0" w:lastRowLastColumn="0"/>
-            </w:pPr>
-            <w:r>
-              <w:t>IP telefonhálózat</w:t>
-            </w:r>
-          </w:p>
-        </w:tc>
-      </w:tr>
-      <w:tr>
-        <w:trPr>
-          <w:trHeight w:val="288"/>
-        </w:trPr>
-        <w:tc>
-          <w:tcPr>
-            <w:cnfStyle w:val="001000000000" w:firstRow="0" w:lastRow="0" w:firstColumn="1" w:lastColumn="0" w:oddVBand="0" w:evenVBand="0" w:oddHBand="0" w:evenHBand="0" w:firstRowFirstColumn="0" w:firstRowLastColumn="0" w:lastRowFirstColumn="0" w:lastRowLastColumn="0"/>
-            <w:tcW w:w="2118" w:type="dxa"/>
-          </w:tcPr>
-          <w:p>
-            <w:pPr>
-              <w:jc w:val="center"/>
-            </w:pPr>
-            <w:r>
-              <w:t>ADMIN</w:t>
-            </w:r>
-          </w:p>
-        </w:tc>
-        <w:tc>
-          <w:tcPr>
-            <w:tcW w:w="995" w:type="dxa"/>
-          </w:tcPr>
-          <w:p>
-            <w:pPr>
-              <w:jc w:val="center"/>
-              <w:cnfStyle w:val="000000000000" w:firstRow="0" w:lastRow="0" w:firstColumn="0" w:lastColumn="0" w:oddVBand="0" w:evenVBand="0" w:oddHBand="0" w:evenHBand="0" w:firstRowFirstColumn="0" w:firstRowLastColumn="0" w:lastRowFirstColumn="0" w:lastRowLastColumn="0"/>
-            </w:pPr>
-            <w:r>
-              <w:t>150</w:t>
-            </w:r>
-          </w:p>
-        </w:tc>
-        <w:tc>
-          <w:tcPr>
-            <w:tcW w:w="1582" w:type="dxa"/>
-          </w:tcPr>
-          <w:p>
-            <w:pPr>
-              <w:jc w:val="center"/>
-              <w:cnfStyle w:val="000000000000" w:firstRow="0" w:lastRow="0" w:firstColumn="0" w:lastColumn="0" w:oddVBand="0" w:evenVBand="0" w:oddHBand="0" w:evenHBand="0" w:firstRowFirstColumn="0" w:firstRowLastColumn="0" w:lastRowFirstColumn="0" w:lastRowLastColumn="0"/>
-            </w:pPr>
-            <w:r>
-              <w:t>10.4.150.0</w:t>
-            </w:r>
-          </w:p>
-        </w:tc>
-        <w:tc>
-          <w:tcPr>
-            <w:tcW w:w="1975" w:type="dxa"/>
-          </w:tcPr>
-          <w:p>
-            <w:pPr>
-              <w:jc w:val="center"/>
-              <w:cnfStyle w:val="000000000000" w:firstRow="0" w:lastRow="0" w:firstColumn="0" w:lastColumn="0" w:oddVBand="0" w:evenVBand="0" w:oddHBand="0" w:evenHBand="0" w:firstRowFirstColumn="0" w:firstRowLastColumn="0" w:lastRowFirstColumn="0" w:lastRowLastColumn="0"/>
-            </w:pPr>
-            <w:r>
-              <w:t>255.255.255.</w:t>
-            </w:r>
-            <w:r>
-              <w:t>0</w:t>
-            </w:r>
-          </w:p>
-        </w:tc>
-        <w:tc>
-          <w:tcPr>
-            <w:tcW w:w="2390" w:type="dxa"/>
-          </w:tcPr>
-          <w:p>
-            <w:pPr>
-              <w:jc w:val="center"/>
-              <w:cnfStyle w:val="000000000000" w:firstRow="0" w:lastRow="0" w:firstColumn="0" w:lastColumn="0" w:oddVBand="0" w:evenVBand="0" w:oddHBand="0" w:evenHBand="0" w:firstRowFirstColumn="0" w:firstRowLastColumn="0" w:lastRowFirstColumn="0" w:lastRowLastColumn="0"/>
-            </w:pPr>
-            <w:r>
-              <w:t>Management VLAN</w:t>
-            </w:r>
-          </w:p>
-        </w:tc>
-      </w:tr>
-      <w:tr>
-        <w:trPr>
-          <w:cnfStyle w:val="000000100000" w:firstRow="0" w:lastRow="0" w:firstColumn="0" w:lastColumn="0" w:oddVBand="0" w:evenVBand="0" w:oddHBand="1" w:evenHBand="0" w:firstRowFirstColumn="0" w:firstRowLastColumn="0" w:lastRowFirstColumn="0" w:lastRowLastColumn="0"/>
-        </w:trPr>
-        <w:tc>
-          <w:tcPr>
-            <w:cnfStyle w:val="001000000000" w:firstRow="0" w:lastRow="0" w:firstColumn="1" w:lastColumn="0" w:oddVBand="0" w:evenVBand="0" w:oddHBand="0" w:evenHBand="0" w:firstRowFirstColumn="0" w:firstRowLastColumn="0" w:lastRowFirstColumn="0" w:lastRowLastColumn="0"/>
-            <w:tcW w:w="2118" w:type="dxa"/>
-          </w:tcPr>
-          <w:p>
-            <w:pPr>
-              <w:jc w:val="center"/>
-            </w:pPr>
-            <w:r>
-              <w:t>GUEST</w:t>
-            </w:r>
-          </w:p>
-        </w:tc>
-        <w:tc>
-          <w:tcPr>
-            <w:tcW w:w="995" w:type="dxa"/>
-          </w:tcPr>
-          <w:p>
-            <w:pPr>
-              <w:jc w:val="center"/>
-              <w:cnfStyle w:val="000000100000" w:firstRow="0" w:lastRow="0" w:firstColumn="0" w:lastColumn="0" w:oddVBand="0" w:evenVBand="0" w:oddHBand="1" w:evenHBand="0" w:firstRowFirstColumn="0" w:firstRowLastColumn="0" w:lastRowFirstColumn="0" w:lastRowLastColumn="0"/>
-            </w:pPr>
-            <w:r>
-              <w:t>200</w:t>
-            </w:r>
-          </w:p>
-        </w:tc>
-        <w:tc>
-          <w:tcPr>
-            <w:tcW w:w="1582" w:type="dxa"/>
-          </w:tcPr>
-          <w:p>
-            <w:pPr>
-              <w:jc w:val="center"/>
-              <w:cnfStyle w:val="000000100000" w:firstRow="0" w:lastRow="0" w:firstColumn="0" w:lastColumn="0" w:oddVBand="0" w:evenVBand="0" w:oddHBand="1" w:evenHBand="0" w:firstRowFirstColumn="0" w:firstRowLastColumn="0" w:lastRowFirstColumn="0" w:lastRowLastColumn="0"/>
-            </w:pPr>
-            <w:r>
-              <w:t>10.4.200.0</w:t>
-            </w:r>
-          </w:p>
-        </w:tc>
-        <w:tc>
-          <w:tcPr>
-            <w:tcW w:w="1975" w:type="dxa"/>
-          </w:tcPr>
-          <w:p>
-            <w:pPr>
-              <w:jc w:val="center"/>
-              <w:cnfStyle w:val="000000100000" w:firstRow="0" w:lastRow="0" w:firstColumn="0" w:lastColumn="0" w:oddVBand="0" w:evenVBand="0" w:oddHBand="1" w:evenHBand="0" w:firstRowFirstColumn="0" w:firstRowLastColumn="0" w:lastRowFirstColumn="0" w:lastRowLastColumn="0"/>
-            </w:pPr>
-            <w:r>
-              <w:t>255.255.255.</w:t>
-            </w:r>
-            <w:r>
-              <w:t>0</w:t>
-            </w:r>
-          </w:p>
-        </w:tc>
-        <w:tc>
-          <w:tcPr>
-            <w:tcW w:w="2390" w:type="dxa"/>
-          </w:tcPr>
-          <w:p>
-            <w:pPr>
-              <w:jc w:val="center"/>
-              <w:cnfStyle w:val="000000100000" w:firstRow="0" w:lastRow="0" w:firstColumn="0" w:lastColumn="0" w:oddVBand="0" w:evenVBand="0" w:oddHBand="1" w:evenHBand="0" w:firstRowFirstColumn="0" w:firstRowLastColumn="0" w:lastRowFirstColumn="0" w:lastRowLastColumn="0"/>
-            </w:pPr>
-            <w:r>
-              <w:t>Vezeték nélküli klienseknek</w:t>
-            </w:r>
-          </w:p>
-        </w:tc>
-      </w:tr>
-      <w:tr>
-        <w:tc>
-          <w:tcPr>
-            <w:cnfStyle w:val="001000000000" w:firstRow="0" w:lastRow="0" w:firstColumn="1" w:lastColumn="0" w:oddVBand="0" w:evenVBand="0" w:oddHBand="0" w:evenHBand="0" w:firstRowFirstColumn="0" w:firstRowLastColumn="0" w:lastRowFirstColumn="0" w:lastRowLastColumn="0"/>
-            <w:tcW w:w="2118" w:type="dxa"/>
-          </w:tcPr>
-          <w:p>
-            <w:pPr>
-              <w:jc w:val="center"/>
-            </w:pPr>
-            <w:r>
-              <w:t>NATIVE</w:t>
-            </w:r>
-          </w:p>
-        </w:tc>
-        <w:tc>
-          <w:tcPr>
-            <w:tcW w:w="995" w:type="dxa"/>
-          </w:tcPr>
-          <w:p>
-            <w:pPr>
-              <w:jc w:val="center"/>
-              <w:cnfStyle w:val="000000000000" w:firstRow="0" w:lastRow="0" w:firstColumn="0" w:lastColumn="0" w:oddVBand="0" w:evenVBand="0" w:oddHBand="0" w:evenHBand="0" w:firstRowFirstColumn="0" w:firstRowLastColumn="0" w:lastRowFirstColumn="0" w:lastRowLastColumn="0"/>
-            </w:pPr>
-            <w:r>
-              <w:t>999</w:t>
-            </w:r>
-          </w:p>
-        </w:tc>
-        <w:tc>
-          <w:tcPr>
-            <w:tcW w:w="1582" w:type="dxa"/>
-          </w:tcPr>
-          <w:p>
-            <w:pPr>
-              <w:jc w:val="center"/>
-              <w:cnfStyle w:val="000000000000" w:firstRow="0" w:lastRow="0" w:firstColumn="0" w:lastColumn="0" w:oddVBand="0" w:evenVBand="0" w:oddHBand="0" w:evenHBand="0" w:firstRowFirstColumn="0" w:firstRowLastColumn="0" w:lastRowFirstColumn="0" w:lastRowLastColumn="0"/>
-            </w:pPr>
-          </w:p>
-        </w:tc>
-        <w:tc>
-          <w:tcPr>
-            <w:tcW w:w="1975" w:type="dxa"/>
-          </w:tcPr>
-          <w:p>
-            <w:pPr>
-              <w:jc w:val="center"/>
-              <w:cnfStyle w:val="000000000000" w:firstRow="0" w:lastRow="0" w:firstColumn="0" w:lastColumn="0" w:oddVBand="0" w:evenVBand="0" w:oddHBand="0" w:evenHBand="0" w:firstRowFirstColumn="0" w:firstRowLastColumn="0" w:lastRowFirstColumn="0" w:lastRowLastColumn="0"/>
-            </w:pPr>
-          </w:p>
-        </w:tc>
-        <w:tc>
-          <w:tcPr>
-            <w:tcW w:w="2390" w:type="dxa"/>
-          </w:tcPr>
-          <w:p>
-            <w:pPr>
-              <w:jc w:val="center"/>
-              <w:cnfStyle w:val="000000000000" w:firstRow="0" w:lastRow="0" w:firstColumn="0" w:lastColumn="0" w:oddVBand="0" w:evenVBand="0" w:oddHBand="0" w:evenHBand="0" w:firstRowFirstColumn="0" w:firstRowLastColumn="0" w:lastRowFirstColumn="0" w:lastRowLastColumn="0"/>
+              <w:t>-</w:t>
+            </w:r>
+          </w:p>
+        </w:tc>
+        <w:tc>
+          <w:tcPr>
+            <w:tcW w:w="4390" w:type="dxa"/>
+          </w:tcPr>
+          <w:p>
+            <w:pPr>
+              <w:jc w:val="center"/>
+              <w:cnfStyle w:val="000000100000" w:firstRow="0" w:lastRow="0" w:firstColumn="0" w:lastColumn="0" w:oddVBand="0" w:evenVBand="0" w:oddHBand="1" w:evenHBand="0" w:firstRowFirstColumn="0" w:firstRowLastColumn="0" w:lastRowFirstColumn="0" w:lastRowLastColumn="0"/>
             </w:pPr>
             <w:r>
               <w:t>Natív</w:t>
@@ -3653,7 +3432,7 @@
 </file>
 
 <file path=word/numbering.xml><?xml version="1.0" encoding="utf-8"?>
-<w:numbering xmlns:wpc="http://schemas.microsoft.com/office/word/2010/wordprocessingCanvas" xmlns:cx="http://schemas.microsoft.com/office/drawing/2014/chartex" xmlns:cx1="http://schemas.microsoft.com/office/drawing/2015/9/8/chartex" xmlns:cx2="http://schemas.microsoft.com/office/drawing/2015/10/21/chartex" xmlns:cx3="http://schemas.microsoft.com/office/drawing/2016/5/9/chartex" xmlns:cx4="http://schemas.microsoft.com/office/drawing/2016/5/10/chartex" xmlns:cx5="http://schemas.microsoft.com/office/drawing/2016/5/11/chartex" xmlns:cx6="http://schemas.microsoft.com/office/drawing/2016/5/12/chartex" xmlns:cx7="http://schemas.microsoft.com/office/drawing/2016/5/13/chartex" xmlns:cx8="http://schemas.microsoft.com/office/drawing/2016/5/14/chartex" xmlns:mc="http://schemas.openxmlformats.org/markup-compatibility/2006" xmlns:aink="http://schemas.microsoft.com/office/drawing/2016/ink" xmlns:am3d="http://schemas.microsoft.com/office/drawing/2017/model3d" xmlns:o="urn:schemas-microsoft-com:office:office" xmlns:r="http://schemas.openxmlformats.org/officeDocument/2006/relationships" xmlns:m="http://schemas.openxmlformats.org/officeDocument/2006/math" xmlns:v="urn:schemas-microsoft-com:vml" xmlns:wp14="http://schemas.microsoft.com/office/word/2010/wordprocessingDrawing" xmlns:wp="http://schemas.openxmlformats.org/drawingml/2006/wordprocessingDrawing" xmlns:w10="urn:schemas-microsoft-com:office:word" xmlns:w="http://schemas.openxmlformats.org/wordprocessingml/2006/main" xmlns:w14="http://schemas.microsoft.com/office/word/2010/wordml" xmlns:w15="http://schemas.microsoft.com/office/word/2012/wordml" xmlns:w16cex="http://schemas.microsoft.com/office/word/2018/wordml/cex" xmlns:w16cid="http://schemas.microsoft.com/office/word/2016/wordml/cid" xmlns:w16="http://schemas.microsoft.com/office/word/2018/wordml" xmlns:w16sdtdh="http://schemas.microsoft.com/office/word/2020/wordml/sdtdatahash" xmlns:w16se="http://schemas.microsoft.com/office/word/2015/wordml/symex" xmlns:wpg="http://schemas.microsoft.com/office/word/2010/wordprocessingGroup" xmlns:wpi="http://schemas.microsoft.com/office/word/2010/wordprocessingInk" xmlns:wne="http://schemas.microsoft.com/office/word/2006/wordml" xmlns:wps="http://schemas.microsoft.com/office/word/2010/wordprocessingShape" mc:Ignorable="w14 w15 w16se w16cid w16 w16cex w16sdtdh wp14">
+<w:numbering xmlns:wpc="http://schemas.microsoft.com/office/word/2010/wordprocessingCanvas" xmlns:cx="http://schemas.microsoft.com/office/drawing/2014/chartex" xmlns:cx1="http://schemas.microsoft.com/office/drawing/2015/9/8/chartex" xmlns:cx2="http://schemas.microsoft.com/office/drawing/2015/10/21/chartex" xmlns:cx3="http://schemas.microsoft.com/office/drawing/2016/5/9/chartex" xmlns:cx4="http://schemas.microsoft.com/office/drawing/2016/5/10/chartex" xmlns:cx5="http://schemas.microsoft.com/office/drawing/2016/5/11/chartex" xmlns:cx6="http://schemas.microsoft.com/office/drawing/2016/5/12/chartex" xmlns:cx7="http://schemas.microsoft.com/office/drawing/2016/5/13/chartex" xmlns:cx8="http://schemas.microsoft.com/office/drawing/2016/5/14/chartex" xmlns:mc="http://schemas.openxmlformats.org/markup-compatibility/2006" xmlns:aink="http://schemas.microsoft.com/office/drawing/2016/ink" xmlns:am3d="http://schemas.microsoft.com/office/drawing/2017/model3d" xmlns:o="urn:schemas-microsoft-com:office:office" xmlns:oel="http://schemas.microsoft.com/office/2019/extlst" xmlns:r="http://schemas.openxmlformats.org/officeDocument/2006/relationships" xmlns:m="http://schemas.openxmlformats.org/officeDocument/2006/math" xmlns:v="urn:schemas-microsoft-com:vml" xmlns:wp14="http://schemas.microsoft.com/office/word/2010/wordprocessingDrawing" xmlns:wp="http://schemas.openxmlformats.org/drawingml/2006/wordprocessingDrawing" xmlns:w10="urn:schemas-microsoft-com:office:word" xmlns:w="http://schemas.openxmlformats.org/wordprocessingml/2006/main" xmlns:w14="http://schemas.microsoft.com/office/word/2010/wordml" xmlns:w15="http://schemas.microsoft.com/office/word/2012/wordml" xmlns:w16cex="http://schemas.microsoft.com/office/word/2018/wordml/cex" xmlns:w16cid="http://schemas.microsoft.com/office/word/2016/wordml/cid" xmlns:w16="http://schemas.microsoft.com/office/word/2018/wordml" xmlns:w16du="http://schemas.microsoft.com/office/word/2023/wordml/word16du" xmlns:w16sdtdh="http://schemas.microsoft.com/office/word/2020/wordml/sdtdatahash" xmlns:w16sdtfl="http://schemas.microsoft.com/office/word/2024/wordml/sdtformatlock" xmlns:w16se="http://schemas.microsoft.com/office/word/2015/wordml/symex" xmlns:wpg="http://schemas.microsoft.com/office/word/2010/wordprocessingGroup" xmlns:wpi="http://schemas.microsoft.com/office/word/2010/wordprocessingInk" xmlns:wne="http://schemas.microsoft.com/office/word/2006/wordml" xmlns:wps="http://schemas.microsoft.com/office/word/2010/wordprocessingShape" mc:Ignorable="w14 w15 w16se w16cid w16 w16cex w16sdtdh w16sdtfl w16du wp14">
   <w:abstractNum w:abstractNumId="0" w15:restartNumberingAfterBreak="0">
     <w:nsid w:val="2D8C096A"/>
     <w:multiLevelType w:val="hybridMultilevel"/>
@@ -3766,14 +3545,14 @@
       </w:rPr>
     </w:lvl>
   </w:abstractNum>
-  <w:num w:numId="1">
+  <w:num w:numId="1" w16cid:durableId="1428845142">
     <w:abstractNumId w:val="0"/>
   </w:num>
 </w:numbering>
 </file>
 
 <file path=word/styles.xml><?xml version="1.0" encoding="utf-8"?>
-<w:styles xmlns:mc="http://schemas.openxmlformats.org/markup-compatibility/2006" xmlns:r="http://schemas.openxmlformats.org/officeDocument/2006/relationships" xmlns:w="http://schemas.openxmlformats.org/wordprocessingml/2006/main" xmlns:w14="http://schemas.microsoft.com/office/word/2010/wordml" xmlns:w15="http://schemas.microsoft.com/office/word/2012/wordml" xmlns:w16cex="http://schemas.microsoft.com/office/word/2018/wordml/cex" xmlns:w16cid="http://schemas.microsoft.com/office/word/2016/wordml/cid" xmlns:w16="http://schemas.microsoft.com/office/word/2018/wordml" xmlns:w16sdtdh="http://schemas.microsoft.com/office/word/2020/wordml/sdtdatahash" xmlns:w16se="http://schemas.microsoft.com/office/word/2015/wordml/symex" mc:Ignorable="w14 w15 w16se w16cid w16 w16cex w16sdtdh">
+<w:styles xmlns:mc="http://schemas.openxmlformats.org/markup-compatibility/2006" xmlns:r="http://schemas.openxmlformats.org/officeDocument/2006/relationships" xmlns:w="http://schemas.openxmlformats.org/wordprocessingml/2006/main" xmlns:w14="http://schemas.microsoft.com/office/word/2010/wordml" xmlns:w15="http://schemas.microsoft.com/office/word/2012/wordml" xmlns:w16cex="http://schemas.microsoft.com/office/word/2018/wordml/cex" xmlns:w16cid="http://schemas.microsoft.com/office/word/2016/wordml/cid" xmlns:w16="http://schemas.microsoft.com/office/word/2018/wordml" xmlns:w16du="http://schemas.microsoft.com/office/word/2023/wordml/word16du" xmlns:w16sdtdh="http://schemas.microsoft.com/office/word/2020/wordml/sdtdatahash" xmlns:w16sdtfl="http://schemas.microsoft.com/office/word/2024/wordml/sdtformatlock" xmlns:w16se="http://schemas.microsoft.com/office/word/2015/wordml/symex" mc:Ignorable="w14 w15 w16se w16cid w16 w16cex w16sdtdh w16sdtfl w16du">
   <w:docDefaults>
     <w:rPrDefault>
       <w:rPr>
